--- a/policies/build/masters/FMS.4_v2_master.docx
+++ b/policies/build/masters/FMS.4_v2_master.docx
@@ -11,40 +11,25 @@
         <w:rPr>
           <w:b/>
           <w:bCs/>
+          <w:sz w:val="28"/>
+          <w:szCs w:val="28"/>
+        </w:rPr>
+        <w:t>Policy on Medical Gases, Vacuum and Compressed Air</w:t>
+      </w:r>
+    </w:p>
+    <w:p>
+      <w:pPr>
+        <w:spacing w:after="60"/>
+        <w:jc w:val="center"/>
+      </w:pPr>
+      <w:r>
+        <w:rPr>
+          <w:b/>
+          <w:bCs/>
           <w:sz w:val="32"/>
           <w:szCs w:val="32"/>
         </w:rPr>
         <w:t xml:space="preserve">«Hospital Name»</w:t>
-      </w:r>
-    </w:p>
-    <w:p>
-      <w:pPr>
-        <w:spacing w:after="60"/>
-        <w:jc w:val="center"/>
-      </w:pPr>
-      <w:r>
-        <w:rPr>
-          <w:b/>
-          <w:bCs/>
-          <w:sz w:val="28"/>
-          <w:szCs w:val="28"/>
-        </w:rPr>
-        <w:t xml:space="preserve">Medical Gases, Vacuum and Compressed Air</w:t>
-      </w:r>
-    </w:p>
-    <w:p>
-      <w:pPr>
-        <w:spacing w:after="240"/>
-        <w:jc w:val="center"/>
-      </w:pPr>
-      <w:r>
-        <w:rPr>
-          <w:i/>
-          <w:iCs/>
-          <w:sz w:val="20"/>
-          <w:szCs w:val="20"/>
-        </w:rPr>
-        <w:t xml:space="preserve">How this hospital buys, stores, uses and backs up medical gases.</w:t>
       </w:r>
     </w:p>
     <w:p>
@@ -3240,297 +3225,6 @@
         <w:t xml:space="preserve">The Gas-Plant In-Charge keeps signed acknowledgements of staff who change cylinders or use piped gas, with the induction record. The after-hours cylinder roster is held with those acknowledgements.</w:t>
       </w:r>
     </w:p>
-    <w:p>
-      <w:pPr>
-        <w:pStyle w:val="Heading1"/>
-        <w:spacing w:after="120" w:before="280"/>
-      </w:pPr>
-      <w:r>
-        <w:t xml:space="preserve">10. References</w:t>
-      </w:r>
-    </w:p>
-    <w:p>
-      <w:pPr>
-        <w:pStyle w:val="ListParagraph"/>
-        <w:numPr>
-          <w:ilvl w:val="0"/>
-          <w:numId w:val="1"/>
-        </w:numPr>
-        <w:spacing w:after="60"/>
-      </w:pPr>
-      <w:r>
-        <w:rPr>
-          <w:sz w:val="22"/>
-          <w:szCs w:val="22"/>
-        </w:rPr>
-        <w:t xml:space="preserve">National Accreditation Board for Hospitals and Healthcare Providers (NABH), Standards for Small Healthcare Organisations, 3rd Edition — Chapter 8 FMS, standard FMS.4 (this policy is written so those requirements are met in day-to-day work; it is not a commentary on the standard).</w:t>
-      </w:r>
-    </w:p>
-    <w:p>
-      <w:pPr>
-        <w:pStyle w:val="ListParagraph"/>
-        <w:numPr>
-          <w:ilvl w:val="0"/>
-          <w:numId w:val="1"/>
-        </w:numPr>
-        <w:spacing w:after="60"/>
-      </w:pPr>
-      <w:r>
-        <w:rPr>
-          <w:sz w:val="22"/>
-          <w:szCs w:val="22"/>
-        </w:rPr>
-        <w:t xml:space="preserve">Medical Gases. British Compressed Gases Association — handling guide.</w:t>
-      </w:r>
-    </w:p>
-    <w:p>
-      <w:pPr>
-        <w:pStyle w:val="ListParagraph"/>
-        <w:numPr>
-          <w:ilvl w:val="0"/>
-          <w:numId w:val="1"/>
-        </w:numPr>
-        <w:spacing w:after="60"/>
-      </w:pPr>
-      <w:r>
-        <w:rPr>
-          <w:sz w:val="22"/>
-          <w:szCs w:val="22"/>
-        </w:rPr>
-        <w:t xml:space="preserve">Respiratory equipment. Compressed gases for breathing apparatus. BS EN 12021:2014 — medical-air quality guide where medical air is supplied.</w:t>
-      </w:r>
-    </w:p>
-    <w:p>
-      <w:pPr>
-        <w:pStyle w:val="ListParagraph"/>
-        <w:numPr>
-          <w:ilvl w:val="0"/>
-          <w:numId w:val="1"/>
-        </w:numPr>
-        <w:spacing w:after="60"/>
-      </w:pPr>
-      <w:r>
-        <w:rPr>
-          <w:sz w:val="22"/>
-          <w:szCs w:val="22"/>
-        </w:rPr>
-        <w:t xml:space="preserve">Medical Gas Pipeline Systems. (2006). Department of Health: Estates and Facilities Division (HTM) — piped-system inspection, test and maintenance guide, not a UK certificate requirement.</w:t>
-      </w:r>
-    </w:p>
-    <w:p>
-      <w:pPr>
-        <w:pStyle w:val="ListParagraph"/>
-        <w:numPr>
-          <w:ilvl w:val="0"/>
-          <w:numId w:val="1"/>
-        </w:numPr>
-        <w:spacing w:after="60"/>
-      </w:pPr>
-      <w:r>
-        <w:rPr>
-          <w:sz w:val="22"/>
-          <w:szCs w:val="22"/>
-        </w:rPr>
-        <w:t xml:space="preserve">Pressure regulators for use with medical gases — ISO 10524-1:2018, ISO 10524-2:2018, ISO 10524-3:2019 — regulator guides.</w:t>
-      </w:r>
-    </w:p>
-    <w:p>
-      <w:pPr>
-        <w:pStyle w:val="ListParagraph"/>
-        <w:numPr>
-          <w:ilvl w:val="0"/>
-          <w:numId w:val="1"/>
-        </w:numPr>
-        <w:spacing w:after="60"/>
-      </w:pPr>
-      <w:r>
-        <w:rPr>
-          <w:sz w:val="22"/>
-          <w:szCs w:val="22"/>
-        </w:rPr>
-        <w:t xml:space="preserve">Hart, J. R. (2018). Medical Gas and Vacuum Systems Handbook. National Fire Protection Association — guide.</w:t>
-      </w:r>
-    </w:p>
-    <w:p>
-      <w:pPr>
-        <w:pStyle w:val="ListParagraph"/>
-        <w:numPr>
-          <w:ilvl w:val="0"/>
-          <w:numId w:val="1"/>
-        </w:numPr>
-        <w:spacing w:after="60"/>
-      </w:pPr>
-      <w:r>
-        <w:rPr>
-          <w:sz w:val="22"/>
-          <w:szCs w:val="22"/>
-        </w:rPr>
-        <w:t xml:space="preserve">Medical Gas Cylinder Storage. (2018). National Fire Protection Association — cylinder-storage guide, not a NABH cubic-metre rule.</w:t>
-      </w:r>
-    </w:p>
-    <w:p>
-      <w:pPr>
-        <w:pStyle w:val="ListParagraph"/>
-        <w:numPr>
-          <w:ilvl w:val="0"/>
-          <w:numId w:val="1"/>
-        </w:numPr>
-        <w:spacing w:after="60"/>
-      </w:pPr>
-      <w:r>
-        <w:rPr>
-          <w:sz w:val="22"/>
-          <w:szCs w:val="22"/>
-        </w:rPr>
-        <w:t xml:space="preserve">Sarangi, S., Babbar, S., &amp; Taneja, D. Safety of the medical gas pipeline system. J Anaesthesiol Clin Pharmacol, 34(1), 99-102 — guide.</w:t>
-      </w:r>
-    </w:p>
-    <w:p>
-      <w:pPr>
-        <w:pStyle w:val="ListParagraph"/>
-        <w:numPr>
-          <w:ilvl w:val="0"/>
-          <w:numId w:val="1"/>
-        </w:numPr>
-        <w:spacing w:after="60"/>
-      </w:pPr>
-      <w:r>
-        <w:rPr>
-          <w:sz w:val="22"/>
-          <w:szCs w:val="22"/>
-        </w:rPr>
-        <w:t xml:space="preserve">Handle medical gases safely. BOC. (2017) — handling guide, not this hospital's SOP.</w:t>
-      </w:r>
-    </w:p>
-    <w:p>
-      <w:pPr>
-        <w:pStyle w:val="ListParagraph"/>
-        <w:numPr>
-          <w:ilvl w:val="0"/>
-          <w:numId w:val="1"/>
-        </w:numPr>
-        <w:spacing w:after="60"/>
-      </w:pPr>
-      <w:r>
-        <w:rPr>
-          <w:sz w:val="22"/>
-          <w:szCs w:val="22"/>
-        </w:rPr>
-        <w:t xml:space="preserve">Internal documents of this hospital: medical-gas written guidance; cylinder-store checks; backup-test records; piped-system file or written note that none exists; utilities, facility-safety, equipment and fire policies; service directory; applicable-legislation register.</w:t>
-      </w:r>
-    </w:p>
-    <w:p>
-      <w:pPr>
-        <w:pStyle w:val="Heading1"/>
-        <w:spacing w:after="120" w:before="280"/>
-      </w:pPr>
-      <w:r>
-        <w:t xml:space="preserve">11. Distribution</w:t>
-      </w:r>
-    </w:p>
-    <w:p>
-      <w:pPr>
-        <w:spacing w:after="140"/>
-      </w:pPr>
-      <w:r>
-        <w:rPr>
-          <w:sz w:val="22"/>
-          <w:szCs w:val="22"/>
-        </w:rPr>
-        <w:t xml:space="preserve">Official master copy: office of the Medical Superintendent, «Hospital Name», with the «Gas-Plant In-Charge» and the Quality Coordinator.</w:t>
-      </w:r>
-    </w:p>
-    <w:p>
-      <w:pPr>
-        <w:spacing w:after="140"/>
-      </w:pPr>
-      <w:r>
-        <w:rPr>
-          <w:sz w:val="22"/>
-          <w:szCs w:val="22"/>
-        </w:rPr>
-        <w:t xml:space="preserve">Copies issued to: staff who change cylinders; theatre, intensive-care and emergency leads who use piped or cylinder gas; contracted pipeline maintainer if outsourced.</w:t>
-      </w:r>
-    </w:p>
-    <w:p>
-      <w:pPr>
-        <w:spacing w:after="140"/>
-      </w:pPr>
-      <w:r>
-        <w:rPr>
-          <w:sz w:val="22"/>
-          <w:szCs w:val="22"/>
-        </w:rPr>
-        <w:t xml:space="preserve">The current version is available to all staff at the «gas-plant / engineering office policy file» and, if the hospital keeps an intranet, at the «staff intranet / policies».</w:t>
-      </w:r>
-    </w:p>
-    <w:p>
-      <w:pPr>
-        <w:spacing w:after="140"/>
-      </w:pPr>
-      <w:r>
-        <w:rPr>
-          <w:sz w:val="22"/>
-          <w:szCs w:val="22"/>
-        </w:rPr>
-        <w:t xml:space="preserve">When a new version is issued, take old copies out of use. The Quality Coordinator keeps one dated copy of each old version.</w:t>
-      </w:r>
-    </w:p>
-    <w:p>
-      <w:pPr>
-        <w:pStyle w:val="Heading1"/>
-        <w:spacing w:after="120" w:before="280"/>
-      </w:pPr>
-      <w:r>
-        <w:t xml:space="preserve">12. Abbreviations</w:t>
-      </w:r>
-    </w:p>
-    <w:p>
-      <w:pPr>
-        <w:spacing w:after="140"/>
-      </w:pPr>
-      <w:r>
-        <w:rPr>
-          <w:sz w:val="22"/>
-          <w:szCs w:val="22"/>
-        </w:rPr>
-        <w:t xml:space="preserve">MGPS — medical gas pipeline system
-HTM — Health Technical Memorandum (UK Department of Health medical-gas pipeline guidance; guide only)
-DISS — Diameter Index Safety System
-NIST — Non-Interchangeable Screw Thread
-ISO — International Organization for Standardization
-NFPA — National Fire Protection Association
-BCGA — British Compressed Gases Association
-PESO — Petroleum and Explosives Safety Organisation (applicable-legislation register if it applies; not a paragraph-2 statute of this document)
-SOP — standard operating procedure
-CAPA — corrective and preventive action
-RCA — root-cause analysis
-RACI — Responsible, Accountable, Consulted, Informed</w:t>
-      </w:r>
-    </w:p>
-    <w:p>
-      <w:pPr>
-        <w:pStyle w:val="Heading1"/>
-        <w:spacing w:after="120" w:before="280"/>
-      </w:pPr>
-      <w:r>
-        <w:t xml:space="preserve">13. Traceability to NABH SHCO 3rd Edition FMS.4</w:t>
-      </w:r>
-    </w:p>
-    <w:p>
-      <w:pPr>
-        <w:spacing w:after="120"/>
-      </w:pPr>
-      <w:r>
-        <w:rPr>
-          <w:i/>
-          <w:iCs/>
-          <w:sz w:val="20"/>
-          <w:szCs w:val="20"/>
-        </w:rPr>
-        <w:t xml:space="preserve">This table is an index. It is not how the policy is organised.</w:t>
-      </w:r>
-    </w:p>
     <w:tbl>
       <w:tblPr>
         <w:tblW w:type="pct" w:w="100%"/>
@@ -4010,7 +3704,96 @@
         <w:spacing w:after="120" w:before="280"/>
       </w:pPr>
       <w:r>
-        <w:t xml:space="preserve">14. Required Records / Evidence Checklist</w:t>
+        <w:t>10. Distribution</w:t>
+      </w:r>
+    </w:p>
+    <w:p>
+      <w:pPr>
+        <w:spacing w:after="140"/>
+      </w:pPr>
+      <w:r>
+        <w:rPr>
+          <w:sz w:val="22"/>
+          <w:szCs w:val="22"/>
+        </w:rPr>
+        <w:t xml:space="preserve">Official master copy: office of the Medical Superintendent, «Hospital Name», with the «Gas-Plant In-Charge» and the Quality Coordinator.</w:t>
+      </w:r>
+    </w:p>
+    <w:p>
+      <w:pPr>
+        <w:spacing w:after="140"/>
+      </w:pPr>
+      <w:r>
+        <w:rPr>
+          <w:sz w:val="22"/>
+          <w:szCs w:val="22"/>
+        </w:rPr>
+        <w:t xml:space="preserve">Copies issued to: staff who change cylinders; theatre, intensive-care and emergency leads who use piped or cylinder gas; contracted pipeline maintainer if outsourced.</w:t>
+      </w:r>
+    </w:p>
+    <w:p>
+      <w:pPr>
+        <w:spacing w:after="140"/>
+      </w:pPr>
+      <w:r>
+        <w:rPr>
+          <w:sz w:val="22"/>
+          <w:szCs w:val="22"/>
+        </w:rPr>
+        <w:t xml:space="preserve">The current version is available to all staff at the «gas-plant / engineering office policy file» and, if the hospital keeps an intranet, at the «staff intranet / policies».</w:t>
+      </w:r>
+    </w:p>
+    <w:p>
+      <w:pPr>
+        <w:spacing w:after="140"/>
+      </w:pPr>
+      <w:r>
+        <w:rPr>
+          <w:sz w:val="22"/>
+          <w:szCs w:val="22"/>
+        </w:rPr>
+        <w:t xml:space="preserve">When a new version is issued, take old copies out of use. The Quality Coordinator keeps one dated copy of each old version.</w:t>
+      </w:r>
+    </w:p>
+    <w:p>
+      <w:pPr>
+        <w:pStyle w:val="Heading1"/>
+        <w:spacing w:after="120" w:before="280"/>
+      </w:pPr>
+      <w:r>
+        <w:t>11. Abbreviations</w:t>
+      </w:r>
+    </w:p>
+    <w:p>
+      <w:pPr>
+        <w:spacing w:after="140"/>
+      </w:pPr>
+      <w:r>
+        <w:rPr>
+          <w:sz w:val="22"/>
+          <w:szCs w:val="22"/>
+        </w:rPr>
+        <w:t xml:space="preserve">MGPS — medical gas pipeline system
+HTM — Health Technical Memorandum (UK Department of Health medical-gas pipeline guidance; guide only)
+DISS — Diameter Index Safety System
+NIST — Non-Interchangeable Screw Thread
+ISO — International Organization for Standardization
+NFPA — National Fire Protection Association
+BCGA — British Compressed Gases Association
+PESO — Petroleum and Explosives Safety Organisation (applicable-legislation register if it applies; not a paragraph-2 statute of this document)
+SOP — standard operating procedure
+CAPA — corrective and preventive action
+RCA — root-cause analysis
+RACI — Responsible, Accountable, Consulted, Informed</w:t>
+      </w:r>
+    </w:p>
+    <w:p>
+      <w:pPr>
+        <w:pStyle w:val="Heading1"/>
+        <w:spacing w:after="120" w:before="280"/>
+      </w:pPr>
+      <w:r>
+        <w:t>12. Traceability to NABH SHCO 3rd Edition FMS.4</w:t>
       </w:r>
     </w:p>
     <w:p>
@@ -4024,6 +3807,29 @@
           <w:sz w:val="20"/>
           <w:szCs w:val="20"/>
         </w:rPr>
+        <w:t xml:space="preserve">This table is an index. It is not how the policy is organised.</w:t>
+      </w:r>
+    </w:p>
+    <w:p>
+      <w:pPr>
+        <w:pStyle w:val="Heading1"/>
+        <w:spacing w:after="120" w:before="280"/>
+      </w:pPr>
+      <w:r>
+        <w:t>13. Required Records / Evidence Checklist</w:t>
+      </w:r>
+    </w:p>
+    <w:p>
+      <w:pPr>
+        <w:spacing w:after="120"/>
+      </w:pPr>
+      <w:r>
+        <w:rPr>
+          <w:i/>
+          <w:iCs/>
+          <w:sz w:val="20"/>
+          <w:szCs w:val="20"/>
+        </w:rPr>
         <w:t xml:space="preserve">Records the hospital holds under this policy, listed by objective element.</w:t>
       </w:r>
     </w:p>
@@ -4299,6 +4105,185 @@
           <w:szCs w:val="22"/>
         </w:rPr>
         <w:t xml:space="preserve">Note that HTM, ISO 10524, NFPA and BS EN 12021 are used as guides, not as foreign certificates.</w:t>
+      </w:r>
+    </w:p>
+    <w:p>
+      <w:pPr>
+        <w:pStyle w:val="Heading1"/>
+        <w:spacing w:after="120" w:before="280"/>
+      </w:pPr>
+      <w:r>
+        <w:t>14. References</w:t>
+      </w:r>
+    </w:p>
+    <w:p>
+      <w:pPr>
+        <w:pStyle w:val="ListParagraph"/>
+        <w:numPr>
+          <w:ilvl w:val="0"/>
+          <w:numId w:val="1"/>
+        </w:numPr>
+        <w:spacing w:after="60"/>
+      </w:pPr>
+      <w:r>
+        <w:rPr>
+          <w:sz w:val="22"/>
+          <w:szCs w:val="22"/>
+        </w:rPr>
+        <w:t xml:space="preserve">National Accreditation Board for Hospitals and Healthcare Providers (NABH), Standards for Small Healthcare Organisations, 3rd Edition — Chapter 8 FMS, standard FMS.4 (this policy is written so those requirements are met in day-to-day work; it is not a commentary on the standard).</w:t>
+      </w:r>
+    </w:p>
+    <w:p>
+      <w:pPr>
+        <w:pStyle w:val="ListParagraph"/>
+        <w:numPr>
+          <w:ilvl w:val="0"/>
+          <w:numId w:val="1"/>
+        </w:numPr>
+        <w:spacing w:after="60"/>
+      </w:pPr>
+      <w:r>
+        <w:rPr>
+          <w:sz w:val="22"/>
+          <w:szCs w:val="22"/>
+        </w:rPr>
+        <w:t xml:space="preserve">Medical Gases. British Compressed Gases Association — handling guide.</w:t>
+      </w:r>
+    </w:p>
+    <w:p>
+      <w:pPr>
+        <w:pStyle w:val="ListParagraph"/>
+        <w:numPr>
+          <w:ilvl w:val="0"/>
+          <w:numId w:val="1"/>
+        </w:numPr>
+        <w:spacing w:after="60"/>
+      </w:pPr>
+      <w:r>
+        <w:rPr>
+          <w:sz w:val="22"/>
+          <w:szCs w:val="22"/>
+        </w:rPr>
+        <w:t xml:space="preserve">Respiratory equipment. Compressed gases for breathing apparatus. BS EN 12021:2014 — medical-air quality guide where medical air is supplied.</w:t>
+      </w:r>
+    </w:p>
+    <w:p>
+      <w:pPr>
+        <w:pStyle w:val="ListParagraph"/>
+        <w:numPr>
+          <w:ilvl w:val="0"/>
+          <w:numId w:val="1"/>
+        </w:numPr>
+        <w:spacing w:after="60"/>
+      </w:pPr>
+      <w:r>
+        <w:rPr>
+          <w:sz w:val="22"/>
+          <w:szCs w:val="22"/>
+        </w:rPr>
+        <w:t xml:space="preserve">Medical Gas Pipeline Systems. (2006). Department of Health: Estates and Facilities Division (HTM) — piped-system inspection, test and maintenance guide, not a UK certificate requirement.</w:t>
+      </w:r>
+    </w:p>
+    <w:p>
+      <w:pPr>
+        <w:pStyle w:val="ListParagraph"/>
+        <w:numPr>
+          <w:ilvl w:val="0"/>
+          <w:numId w:val="1"/>
+        </w:numPr>
+        <w:spacing w:after="60"/>
+      </w:pPr>
+      <w:r>
+        <w:rPr>
+          <w:sz w:val="22"/>
+          <w:szCs w:val="22"/>
+        </w:rPr>
+        <w:t xml:space="preserve">Pressure regulators for use with medical gases — ISO 10524-1:2018, ISO 10524-2:2018, ISO 10524-3:2019 — regulator guides.</w:t>
+      </w:r>
+    </w:p>
+    <w:p>
+      <w:pPr>
+        <w:pStyle w:val="ListParagraph"/>
+        <w:numPr>
+          <w:ilvl w:val="0"/>
+          <w:numId w:val="1"/>
+        </w:numPr>
+        <w:spacing w:after="60"/>
+      </w:pPr>
+      <w:r>
+        <w:rPr>
+          <w:sz w:val="22"/>
+          <w:szCs w:val="22"/>
+        </w:rPr>
+        <w:t xml:space="preserve">Hart, J. R. (2018). Medical Gas and Vacuum Systems Handbook. National Fire Protection Association — guide.</w:t>
+      </w:r>
+    </w:p>
+    <w:p>
+      <w:pPr>
+        <w:pStyle w:val="ListParagraph"/>
+        <w:numPr>
+          <w:ilvl w:val="0"/>
+          <w:numId w:val="1"/>
+        </w:numPr>
+        <w:spacing w:after="60"/>
+      </w:pPr>
+      <w:r>
+        <w:rPr>
+          <w:sz w:val="22"/>
+          <w:szCs w:val="22"/>
+        </w:rPr>
+        <w:t xml:space="preserve">Medical Gas Cylinder Storage. (2018). National Fire Protection Association — cylinder-storage guide, not a NABH cubic-metre rule.</w:t>
+      </w:r>
+    </w:p>
+    <w:p>
+      <w:pPr>
+        <w:pStyle w:val="ListParagraph"/>
+        <w:numPr>
+          <w:ilvl w:val="0"/>
+          <w:numId w:val="1"/>
+        </w:numPr>
+        <w:spacing w:after="60"/>
+      </w:pPr>
+      <w:r>
+        <w:rPr>
+          <w:sz w:val="22"/>
+          <w:szCs w:val="22"/>
+        </w:rPr>
+        <w:t xml:space="preserve">Sarangi, S., Babbar, S., &amp; Taneja, D. Safety of the medical gas pipeline system. J Anaesthesiol Clin Pharmacol, 34(1), 99-102 — guide.</w:t>
+      </w:r>
+    </w:p>
+    <w:p>
+      <w:pPr>
+        <w:pStyle w:val="ListParagraph"/>
+        <w:numPr>
+          <w:ilvl w:val="0"/>
+          <w:numId w:val="1"/>
+        </w:numPr>
+        <w:spacing w:after="60"/>
+      </w:pPr>
+      <w:r>
+        <w:rPr>
+          <w:sz w:val="22"/>
+          <w:szCs w:val="22"/>
+        </w:rPr>
+        <w:t xml:space="preserve">Handle medical gases safely. BOC. (2017) — handling guide, not this hospital's SOP.</w:t>
+      </w:r>
+    </w:p>
+    <w:p>
+      <w:pPr>
+        <w:pStyle w:val="ListParagraph"/>
+        <w:numPr>
+          <w:ilvl w:val="0"/>
+          <w:numId w:val="1"/>
+        </w:numPr>
+        <w:spacing w:after="60"/>
+      </w:pPr>
+      <w:r>
+        <w:rPr>
+          <w:sz w:val="22"/>
+          <w:szCs w:val="22"/>
+        </w:rPr>
+        <w:t xml:space="preserve">Internal documents of this hospital: medical-gas written guidance; cylinder-store checks; backup-test records; piped-system file or written note that none exists; utilities, facility-safety, equipment and fire policies; service directory; applicable-legislation register.</w:t>
       </w:r>
     </w:p>
     <w:p>

--- a/policies/build/masters/FMS.4_v2_master.docx
+++ b/policies/build/masters/FMS.4_v2_master.docx
@@ -3242,6 +3242,7 @@
         <w:gridCol w:w="100"/>
         <w:gridCol w:w="100"/>
         <w:gridCol w:w="100"/>
+        <w:gridCol w:w="100"/>
       </w:tblGrid>
       <w:tr>
         <w:tc>
@@ -3269,6 +3270,26 @@
         </w:tc>
         <w:tc>
           <w:tcPr>
+            <w:tcW w:type="pct" w:w="12%"/>
+            <w:tcBorders>
+              <w:top w:val="single" w:color="999999" w:sz="4"/>
+              <w:left w:val="single" w:color="999999" w:sz="4"/>
+              <w:bottom w:val="single" w:color="999999" w:sz="4"/>
+              <w:right w:val="single" w:color="999999" w:sz="4"/>
+            </w:tcBorders>
+            <w:shd w:fill="E8E8E8" w:val="clear"/>
+          </w:tcPr>
+          <w:p>
+            <w:r>
+              <w:rPr>
+                <w:b/>
+              </w:rPr>
+              <w:t>Level</w:t>
+            </w:r>
+          </w:p>
+        </w:tc>
+        <w:tc>
+          <w:tcPr>
             <w:tcW w:type="pct" w:w="32%"/>
             <w:tcBorders>
               <w:top w:val="single" w:color="999999" w:sz="4"/>
@@ -3362,6 +3383,22 @@
         </w:tc>
         <w:tc>
           <w:tcPr>
+            <w:tcW w:type="pct" w:w="12%"/>
+            <w:tcBorders>
+              <w:top w:val="single" w:color="999999" w:sz="4"/>
+              <w:left w:val="single" w:color="999999" w:sz="4"/>
+              <w:bottom w:val="single" w:color="999999" w:sz="4"/>
+              <w:right w:val="single" w:color="999999" w:sz="4"/>
+            </w:tcBorders>
+          </w:tcPr>
+          <w:p>
+            <w:r>
+              <w:t>Commitment*</w:t>
+            </w:r>
+          </w:p>
+        </w:tc>
+        <w:tc>
+          <w:tcPr>
             <w:tcW w:type="pct" w:w="32%"/>
             <w:tcBorders>
               <w:top w:val="single" w:color="999999" w:sz="4"/>
@@ -3452,6 +3489,22 @@
         </w:tc>
         <w:tc>
           <w:tcPr>
+            <w:tcW w:type="pct" w:w="12%"/>
+            <w:tcBorders>
+              <w:top w:val="single" w:color="999999" w:sz="4"/>
+              <w:left w:val="single" w:color="999999" w:sz="4"/>
+              <w:bottom w:val="single" w:color="999999" w:sz="4"/>
+              <w:right w:val="single" w:color="999999" w:sz="4"/>
+            </w:tcBorders>
+          </w:tcPr>
+          <w:p>
+            <w:r>
+              <w:t>CORE</w:t>
+            </w:r>
+          </w:p>
+        </w:tc>
+        <w:tc>
+          <w:tcPr>
             <w:tcW w:type="pct" w:w="32%"/>
             <w:tcBorders>
               <w:top w:val="single" w:color="999999" w:sz="4"/>
@@ -3542,6 +3595,22 @@
         </w:tc>
         <w:tc>
           <w:tcPr>
+            <w:tcW w:type="pct" w:w="12%"/>
+            <w:tcBorders>
+              <w:top w:val="single" w:color="999999" w:sz="4"/>
+              <w:left w:val="single" w:color="999999" w:sz="4"/>
+              <w:bottom w:val="single" w:color="999999" w:sz="4"/>
+              <w:right w:val="single" w:color="999999" w:sz="4"/>
+            </w:tcBorders>
+          </w:tcPr>
+          <w:p>
+            <w:r>
+              <w:t>CORE</w:t>
+            </w:r>
+          </w:p>
+        </w:tc>
+        <w:tc>
+          <w:tcPr>
             <w:tcW w:type="pct" w:w="32%"/>
             <w:tcBorders>
               <w:top w:val="single" w:color="999999" w:sz="4"/>
@@ -3632,6 +3701,22 @@
         </w:tc>
         <w:tc>
           <w:tcPr>
+            <w:tcW w:type="pct" w:w="12%"/>
+            <w:tcBorders>
+              <w:top w:val="single" w:color="999999" w:sz="4"/>
+              <w:left w:val="single" w:color="999999" w:sz="4"/>
+              <w:bottom w:val="single" w:color="999999" w:sz="4"/>
+              <w:right w:val="single" w:color="999999" w:sz="4"/>
+            </w:tcBorders>
+          </w:tcPr>
+          <w:p>
+            <w:r>
+              <w:t>Commitment*</w:t>
+            </w:r>
+          </w:p>
+        </w:tc>
+        <w:tc>
+          <w:tcPr>
             <w:tcW w:type="pct" w:w="32%"/>
             <w:tcBorders>
               <w:top w:val="single" w:color="999999" w:sz="4"/>
@@ -3764,29 +3849,569 @@
         <w:t>11. Abbreviations</w:t>
       </w:r>
     </w:p>
-    <w:p>
-      <w:pPr>
-        <w:spacing w:after="140"/>
-      </w:pPr>
-      <w:r>
-        <w:rPr>
-          <w:sz w:val="22"/>
-          <w:szCs w:val="22"/>
-        </w:rPr>
-        <w:t xml:space="preserve">MGPS — medical gas pipeline system
-HTM — Health Technical Memorandum (UK Department of Health medical-gas pipeline guidance; guide only)
-DISS — Diameter Index Safety System
-NIST — Non-Interchangeable Screw Thread
-ISO — International Organization for Standardization
-NFPA — National Fire Protection Association
-BCGA — British Compressed Gases Association
-PESO — Petroleum and Explosives Safety Organisation (applicable-legislation register if it applies; not a paragraph-2 statute of this document)
-SOP — standard operating procedure
-CAPA — corrective and preventive action
-RCA — root-cause analysis
-RACI — Responsible, Accountable, Consulted, Informed</w:t>
-      </w:r>
-    </w:p>
+    <w:tbl>
+      <w:tblPr>
+        <w:tblW w:type="pct" w:w="100%"/>
+        <w:tblBorders>
+          <w:top w:val="single" w:color="auto" w:sz="4"/>
+          <w:left w:val="single" w:color="auto" w:sz="4"/>
+          <w:bottom w:val="single" w:color="auto" w:sz="4"/>
+          <w:right w:val="single" w:color="auto" w:sz="4"/>
+          <w:insideH w:val="single" w:color="auto" w:sz="4"/>
+          <w:insideV w:val="single" w:color="auto" w:sz="4"/>
+        </w:tblBorders>
+      </w:tblPr>
+      <w:tblGrid>
+        <w:gridCol w:w="100"/>
+        <w:gridCol w:w="100"/>
+      </w:tblGrid>
+      <w:tr>
+        <w:tc>
+          <w:tcPr>
+            <w:tcW w:type="pct" w:w="22%"/>
+            <w:tcBorders>
+              <w:top w:val="single" w:color="999999" w:sz="4"/>
+              <w:left w:val="single" w:color="999999" w:sz="4"/>
+              <w:bottom w:val="single" w:color="999999" w:sz="4"/>
+              <w:right w:val="single" w:color="999999" w:sz="4"/>
+            </w:tcBorders>
+            <w:shd w:fill="E8E8E8" w:val="clear"/>
+          </w:tcPr>
+          <w:p>
+            <w:r>
+              <w:rPr>
+                <w:b/>
+              </w:rPr>
+              <w:t>Abbreviation</w:t>
+            </w:r>
+          </w:p>
+        </w:tc>
+        <w:tc>
+          <w:tcPr>
+            <w:tcW w:type="pct" w:w="22%"/>
+            <w:tcBorders>
+              <w:top w:val="single" w:color="999999" w:sz="4"/>
+              <w:left w:val="single" w:color="999999" w:sz="4"/>
+              <w:bottom w:val="single" w:color="999999" w:sz="4"/>
+              <w:right w:val="single" w:color="999999" w:sz="4"/>
+            </w:tcBorders>
+            <w:shd w:fill="E8E8E8" w:val="clear"/>
+          </w:tcPr>
+          <w:p>
+            <w:r>
+              <w:rPr>
+                <w:b/>
+              </w:rPr>
+              <w:t>Meaning</w:t>
+            </w:r>
+          </w:p>
+        </w:tc>
+      </w:tr>
+      <w:tr>
+        <w:tc>
+          <w:tcPr>
+            <w:tcW w:type="pct" w:w="22%"/>
+            <w:tcBorders>
+              <w:top w:val="single" w:color="999999" w:sz="4"/>
+              <w:left w:val="single" w:color="999999" w:sz="4"/>
+              <w:bottom w:val="single" w:color="999999" w:sz="4"/>
+              <w:right w:val="single" w:color="999999" w:sz="4"/>
+            </w:tcBorders>
+            <w:shd w:fill="E8E8E8" w:val="clear"/>
+          </w:tcPr>
+          <w:p>
+            <w:r>
+              <w:rPr>
+                <w:b w:val="0"/>
+              </w:rPr>
+              <w:t>MGPS</w:t>
+            </w:r>
+          </w:p>
+        </w:tc>
+        <w:tc>
+          <w:tcPr>
+            <w:tcW w:type="pct" w:w="22%"/>
+            <w:tcBorders>
+              <w:top w:val="single" w:color="999999" w:sz="4"/>
+              <w:left w:val="single" w:color="999999" w:sz="4"/>
+              <w:bottom w:val="single" w:color="999999" w:sz="4"/>
+              <w:right w:val="single" w:color="999999" w:sz="4"/>
+            </w:tcBorders>
+            <w:shd w:fill="E8E8E8" w:val="clear"/>
+          </w:tcPr>
+          <w:p>
+            <w:r>
+              <w:rPr>
+                <w:b w:val="0"/>
+              </w:rPr>
+              <w:t>medical gas pipeline system</w:t>
+            </w:r>
+          </w:p>
+        </w:tc>
+      </w:tr>
+      <w:tr>
+        <w:tc>
+          <w:tcPr>
+            <w:tcW w:type="pct" w:w="22%"/>
+            <w:tcBorders>
+              <w:top w:val="single" w:color="999999" w:sz="4"/>
+              <w:left w:val="single" w:color="999999" w:sz="4"/>
+              <w:bottom w:val="single" w:color="999999" w:sz="4"/>
+              <w:right w:val="single" w:color="999999" w:sz="4"/>
+            </w:tcBorders>
+            <w:shd w:fill="E8E8E8" w:val="clear"/>
+          </w:tcPr>
+          <w:p>
+            <w:r>
+              <w:rPr>
+                <w:b w:val="0"/>
+              </w:rPr>
+              <w:t>HTM</w:t>
+            </w:r>
+          </w:p>
+        </w:tc>
+        <w:tc>
+          <w:tcPr>
+            <w:tcW w:type="pct" w:w="22%"/>
+            <w:tcBorders>
+              <w:top w:val="single" w:color="999999" w:sz="4"/>
+              <w:left w:val="single" w:color="999999" w:sz="4"/>
+              <w:bottom w:val="single" w:color="999999" w:sz="4"/>
+              <w:right w:val="single" w:color="999999" w:sz="4"/>
+            </w:tcBorders>
+            <w:shd w:fill="E8E8E8" w:val="clear"/>
+          </w:tcPr>
+          <w:p>
+            <w:r>
+              <w:rPr>
+                <w:b w:val="0"/>
+              </w:rPr>
+              <w:t>Health Technical Memorandum (UK Department of Health medical-gas pipeline guidance; guide only)</w:t>
+            </w:r>
+          </w:p>
+        </w:tc>
+      </w:tr>
+      <w:tr>
+        <w:tc>
+          <w:tcPr>
+            <w:tcW w:type="pct" w:w="22%"/>
+            <w:tcBorders>
+              <w:top w:val="single" w:color="999999" w:sz="4"/>
+              <w:left w:val="single" w:color="999999" w:sz="4"/>
+              <w:bottom w:val="single" w:color="999999" w:sz="4"/>
+              <w:right w:val="single" w:color="999999" w:sz="4"/>
+            </w:tcBorders>
+            <w:shd w:fill="E8E8E8" w:val="clear"/>
+          </w:tcPr>
+          <w:p>
+            <w:r>
+              <w:rPr>
+                <w:b w:val="0"/>
+              </w:rPr>
+              <w:t>DISS</w:t>
+            </w:r>
+          </w:p>
+        </w:tc>
+        <w:tc>
+          <w:tcPr>
+            <w:tcW w:type="pct" w:w="22%"/>
+            <w:tcBorders>
+              <w:top w:val="single" w:color="999999" w:sz="4"/>
+              <w:left w:val="single" w:color="999999" w:sz="4"/>
+              <w:bottom w:val="single" w:color="999999" w:sz="4"/>
+              <w:right w:val="single" w:color="999999" w:sz="4"/>
+            </w:tcBorders>
+            <w:shd w:fill="E8E8E8" w:val="clear"/>
+          </w:tcPr>
+          <w:p>
+            <w:r>
+              <w:rPr>
+                <w:b w:val="0"/>
+              </w:rPr>
+              <w:t>Diameter Index Safety System</w:t>
+            </w:r>
+          </w:p>
+        </w:tc>
+      </w:tr>
+      <w:tr>
+        <w:tc>
+          <w:tcPr>
+            <w:tcW w:type="pct" w:w="22%"/>
+            <w:tcBorders>
+              <w:top w:val="single" w:color="999999" w:sz="4"/>
+              <w:left w:val="single" w:color="999999" w:sz="4"/>
+              <w:bottom w:val="single" w:color="999999" w:sz="4"/>
+              <w:right w:val="single" w:color="999999" w:sz="4"/>
+            </w:tcBorders>
+            <w:shd w:fill="E8E8E8" w:val="clear"/>
+          </w:tcPr>
+          <w:p>
+            <w:r>
+              <w:rPr>
+                <w:b w:val="0"/>
+              </w:rPr>
+              <w:t>NIST</w:t>
+            </w:r>
+          </w:p>
+        </w:tc>
+        <w:tc>
+          <w:tcPr>
+            <w:tcW w:type="pct" w:w="22%"/>
+            <w:tcBorders>
+              <w:top w:val="single" w:color="999999" w:sz="4"/>
+              <w:left w:val="single" w:color="999999" w:sz="4"/>
+              <w:bottom w:val="single" w:color="999999" w:sz="4"/>
+              <w:right w:val="single" w:color="999999" w:sz="4"/>
+            </w:tcBorders>
+            <w:shd w:fill="E8E8E8" w:val="clear"/>
+          </w:tcPr>
+          <w:p>
+            <w:r>
+              <w:rPr>
+                <w:b w:val="0"/>
+              </w:rPr>
+              <w:t>Non-Interchangeable Screw Thread</w:t>
+            </w:r>
+          </w:p>
+        </w:tc>
+      </w:tr>
+      <w:tr>
+        <w:tc>
+          <w:tcPr>
+            <w:tcW w:type="pct" w:w="22%"/>
+            <w:tcBorders>
+              <w:top w:val="single" w:color="999999" w:sz="4"/>
+              <w:left w:val="single" w:color="999999" w:sz="4"/>
+              <w:bottom w:val="single" w:color="999999" w:sz="4"/>
+              <w:right w:val="single" w:color="999999" w:sz="4"/>
+            </w:tcBorders>
+            <w:shd w:fill="E8E8E8" w:val="clear"/>
+          </w:tcPr>
+          <w:p>
+            <w:r>
+              <w:rPr>
+                <w:b w:val="0"/>
+              </w:rPr>
+              <w:t>ISO</w:t>
+            </w:r>
+          </w:p>
+        </w:tc>
+        <w:tc>
+          <w:tcPr>
+            <w:tcW w:type="pct" w:w="22%"/>
+            <w:tcBorders>
+              <w:top w:val="single" w:color="999999" w:sz="4"/>
+              <w:left w:val="single" w:color="999999" w:sz="4"/>
+              <w:bottom w:val="single" w:color="999999" w:sz="4"/>
+              <w:right w:val="single" w:color="999999" w:sz="4"/>
+            </w:tcBorders>
+            <w:shd w:fill="E8E8E8" w:val="clear"/>
+          </w:tcPr>
+          <w:p>
+            <w:r>
+              <w:rPr>
+                <w:b w:val="0"/>
+              </w:rPr>
+              <w:t>International Organization for Standardization</w:t>
+            </w:r>
+          </w:p>
+        </w:tc>
+      </w:tr>
+      <w:tr>
+        <w:tc>
+          <w:tcPr>
+            <w:tcW w:type="pct" w:w="22%"/>
+            <w:tcBorders>
+              <w:top w:val="single" w:color="999999" w:sz="4"/>
+              <w:left w:val="single" w:color="999999" w:sz="4"/>
+              <w:bottom w:val="single" w:color="999999" w:sz="4"/>
+              <w:right w:val="single" w:color="999999" w:sz="4"/>
+            </w:tcBorders>
+            <w:shd w:fill="E8E8E8" w:val="clear"/>
+          </w:tcPr>
+          <w:p>
+            <w:r>
+              <w:rPr>
+                <w:b w:val="0"/>
+              </w:rPr>
+              <w:t>NFPA</w:t>
+            </w:r>
+          </w:p>
+        </w:tc>
+        <w:tc>
+          <w:tcPr>
+            <w:tcW w:type="pct" w:w="22%"/>
+            <w:tcBorders>
+              <w:top w:val="single" w:color="999999" w:sz="4"/>
+              <w:left w:val="single" w:color="999999" w:sz="4"/>
+              <w:bottom w:val="single" w:color="999999" w:sz="4"/>
+              <w:right w:val="single" w:color="999999" w:sz="4"/>
+            </w:tcBorders>
+            <w:shd w:fill="E8E8E8" w:val="clear"/>
+          </w:tcPr>
+          <w:p>
+            <w:r>
+              <w:rPr>
+                <w:b w:val="0"/>
+              </w:rPr>
+              <w:t>National Fire Protection Association</w:t>
+            </w:r>
+          </w:p>
+        </w:tc>
+      </w:tr>
+      <w:tr>
+        <w:tc>
+          <w:tcPr>
+            <w:tcW w:type="pct" w:w="22%"/>
+            <w:tcBorders>
+              <w:top w:val="single" w:color="999999" w:sz="4"/>
+              <w:left w:val="single" w:color="999999" w:sz="4"/>
+              <w:bottom w:val="single" w:color="999999" w:sz="4"/>
+              <w:right w:val="single" w:color="999999" w:sz="4"/>
+            </w:tcBorders>
+            <w:shd w:fill="E8E8E8" w:val="clear"/>
+          </w:tcPr>
+          <w:p>
+            <w:r>
+              <w:rPr>
+                <w:b w:val="0"/>
+              </w:rPr>
+              <w:t>BCGA</w:t>
+            </w:r>
+          </w:p>
+        </w:tc>
+        <w:tc>
+          <w:tcPr>
+            <w:tcW w:type="pct" w:w="22%"/>
+            <w:tcBorders>
+              <w:top w:val="single" w:color="999999" w:sz="4"/>
+              <w:left w:val="single" w:color="999999" w:sz="4"/>
+              <w:bottom w:val="single" w:color="999999" w:sz="4"/>
+              <w:right w:val="single" w:color="999999" w:sz="4"/>
+            </w:tcBorders>
+            <w:shd w:fill="E8E8E8" w:val="clear"/>
+          </w:tcPr>
+          <w:p>
+            <w:r>
+              <w:rPr>
+                <w:b w:val="0"/>
+              </w:rPr>
+              <w:t>British Compressed Gases Association</w:t>
+            </w:r>
+          </w:p>
+        </w:tc>
+      </w:tr>
+      <w:tr>
+        <w:tc>
+          <w:tcPr>
+            <w:tcW w:type="pct" w:w="22%"/>
+            <w:tcBorders>
+              <w:top w:val="single" w:color="999999" w:sz="4"/>
+              <w:left w:val="single" w:color="999999" w:sz="4"/>
+              <w:bottom w:val="single" w:color="999999" w:sz="4"/>
+              <w:right w:val="single" w:color="999999" w:sz="4"/>
+            </w:tcBorders>
+            <w:shd w:fill="E8E8E8" w:val="clear"/>
+          </w:tcPr>
+          <w:p>
+            <w:r>
+              <w:rPr>
+                <w:b w:val="0"/>
+              </w:rPr>
+              <w:t>PESO</w:t>
+            </w:r>
+          </w:p>
+        </w:tc>
+        <w:tc>
+          <w:tcPr>
+            <w:tcW w:type="pct" w:w="22%"/>
+            <w:tcBorders>
+              <w:top w:val="single" w:color="999999" w:sz="4"/>
+              <w:left w:val="single" w:color="999999" w:sz="4"/>
+              <w:bottom w:val="single" w:color="999999" w:sz="4"/>
+              <w:right w:val="single" w:color="999999" w:sz="4"/>
+            </w:tcBorders>
+            <w:shd w:fill="E8E8E8" w:val="clear"/>
+          </w:tcPr>
+          <w:p>
+            <w:r>
+              <w:rPr>
+                <w:b w:val="0"/>
+              </w:rPr>
+              <w:t>Petroleum and Explosives Safety Organisation (applicable-legislation register if it applies; not a paragraph-2 statute of this document)</w:t>
+            </w:r>
+          </w:p>
+        </w:tc>
+      </w:tr>
+      <w:tr>
+        <w:tc>
+          <w:tcPr>
+            <w:tcW w:type="pct" w:w="22%"/>
+            <w:tcBorders>
+              <w:top w:val="single" w:color="999999" w:sz="4"/>
+              <w:left w:val="single" w:color="999999" w:sz="4"/>
+              <w:bottom w:val="single" w:color="999999" w:sz="4"/>
+              <w:right w:val="single" w:color="999999" w:sz="4"/>
+            </w:tcBorders>
+            <w:shd w:fill="E8E8E8" w:val="clear"/>
+          </w:tcPr>
+          <w:p>
+            <w:r>
+              <w:rPr>
+                <w:b w:val="0"/>
+              </w:rPr>
+              <w:t>SOP</w:t>
+            </w:r>
+          </w:p>
+        </w:tc>
+        <w:tc>
+          <w:tcPr>
+            <w:tcW w:type="pct" w:w="22%"/>
+            <w:tcBorders>
+              <w:top w:val="single" w:color="999999" w:sz="4"/>
+              <w:left w:val="single" w:color="999999" w:sz="4"/>
+              <w:bottom w:val="single" w:color="999999" w:sz="4"/>
+              <w:right w:val="single" w:color="999999" w:sz="4"/>
+            </w:tcBorders>
+            <w:shd w:fill="E8E8E8" w:val="clear"/>
+          </w:tcPr>
+          <w:p>
+            <w:r>
+              <w:rPr>
+                <w:b w:val="0"/>
+              </w:rPr>
+              <w:t>standard operating procedure</w:t>
+            </w:r>
+          </w:p>
+        </w:tc>
+      </w:tr>
+      <w:tr>
+        <w:tc>
+          <w:tcPr>
+            <w:tcW w:type="pct" w:w="22%"/>
+            <w:tcBorders>
+              <w:top w:val="single" w:color="999999" w:sz="4"/>
+              <w:left w:val="single" w:color="999999" w:sz="4"/>
+              <w:bottom w:val="single" w:color="999999" w:sz="4"/>
+              <w:right w:val="single" w:color="999999" w:sz="4"/>
+            </w:tcBorders>
+            <w:shd w:fill="E8E8E8" w:val="clear"/>
+          </w:tcPr>
+          <w:p>
+            <w:r>
+              <w:rPr>
+                <w:b w:val="0"/>
+              </w:rPr>
+              <w:t>CAPA</w:t>
+            </w:r>
+          </w:p>
+        </w:tc>
+        <w:tc>
+          <w:tcPr>
+            <w:tcW w:type="pct" w:w="22%"/>
+            <w:tcBorders>
+              <w:top w:val="single" w:color="999999" w:sz="4"/>
+              <w:left w:val="single" w:color="999999" w:sz="4"/>
+              <w:bottom w:val="single" w:color="999999" w:sz="4"/>
+              <w:right w:val="single" w:color="999999" w:sz="4"/>
+            </w:tcBorders>
+            <w:shd w:fill="E8E8E8" w:val="clear"/>
+          </w:tcPr>
+          <w:p>
+            <w:r>
+              <w:rPr>
+                <w:b w:val="0"/>
+              </w:rPr>
+              <w:t>corrective and preventive action</w:t>
+            </w:r>
+          </w:p>
+        </w:tc>
+      </w:tr>
+      <w:tr>
+        <w:tc>
+          <w:tcPr>
+            <w:tcW w:type="pct" w:w="22%"/>
+            <w:tcBorders>
+              <w:top w:val="single" w:color="999999" w:sz="4"/>
+              <w:left w:val="single" w:color="999999" w:sz="4"/>
+              <w:bottom w:val="single" w:color="999999" w:sz="4"/>
+              <w:right w:val="single" w:color="999999" w:sz="4"/>
+            </w:tcBorders>
+            <w:shd w:fill="E8E8E8" w:val="clear"/>
+          </w:tcPr>
+          <w:p>
+            <w:r>
+              <w:rPr>
+                <w:b w:val="0"/>
+              </w:rPr>
+              <w:t>RCA</w:t>
+            </w:r>
+          </w:p>
+        </w:tc>
+        <w:tc>
+          <w:tcPr>
+            <w:tcW w:type="pct" w:w="22%"/>
+            <w:tcBorders>
+              <w:top w:val="single" w:color="999999" w:sz="4"/>
+              <w:left w:val="single" w:color="999999" w:sz="4"/>
+              <w:bottom w:val="single" w:color="999999" w:sz="4"/>
+              <w:right w:val="single" w:color="999999" w:sz="4"/>
+            </w:tcBorders>
+            <w:shd w:fill="E8E8E8" w:val="clear"/>
+          </w:tcPr>
+          <w:p>
+            <w:r>
+              <w:rPr>
+                <w:b w:val="0"/>
+              </w:rPr>
+              <w:t>root-cause analysis</w:t>
+            </w:r>
+          </w:p>
+        </w:tc>
+      </w:tr>
+      <w:tr>
+        <w:tc>
+          <w:tcPr>
+            <w:tcW w:type="pct" w:w="22%"/>
+            <w:tcBorders>
+              <w:top w:val="single" w:color="999999" w:sz="4"/>
+              <w:left w:val="single" w:color="999999" w:sz="4"/>
+              <w:bottom w:val="single" w:color="999999" w:sz="4"/>
+              <w:right w:val="single" w:color="999999" w:sz="4"/>
+            </w:tcBorders>
+            <w:shd w:fill="E8E8E8" w:val="clear"/>
+          </w:tcPr>
+          <w:p>
+            <w:r>
+              <w:rPr>
+                <w:b w:val="0"/>
+              </w:rPr>
+              <w:t>RACI</w:t>
+            </w:r>
+          </w:p>
+        </w:tc>
+        <w:tc>
+          <w:tcPr>
+            <w:tcW w:type="pct" w:w="22%"/>
+            <w:tcBorders>
+              <w:top w:val="single" w:color="999999" w:sz="4"/>
+              <w:left w:val="single" w:color="999999" w:sz="4"/>
+              <w:bottom w:val="single" w:color="999999" w:sz="4"/>
+              <w:right w:val="single" w:color="999999" w:sz="4"/>
+            </w:tcBorders>
+            <w:shd w:fill="E8E8E8" w:val="clear"/>
+          </w:tcPr>
+          <w:p>
+            <w:r>
+              <w:rPr>
+                <w:b w:val="0"/>
+              </w:rPr>
+              <w:t>Responsible, Accountable, Consulted, Informed</w:t>
+            </w:r>
+          </w:p>
+        </w:tc>
+      </w:tr>
+    </w:tbl>
     <w:p>
       <w:pPr>
         <w:pStyle w:val="Heading1"/>

--- a/policies/build/masters/FMS.4_v2_master.docx
+++ b/policies/build/masters/FMS.4_v2_master.docx
@@ -942,18 +942,6 @@
           <w:szCs w:val="22"/>
         </w:rPr>
         <w:t xml:space="preserve">This is the gas, vacuum and compressed-air programme. It is not the utilities policy's electrical backup (though medical-gas plant may be an essential circuit there). It is not the equipment policy's planned maintenance of a flowmeter listed as a device. It is not the fire plan — though a gas leak is a named emergency that plan must list.</w:t>
-      </w:r>
-    </w:p>
-    <w:p>
-      <w:pPr>
-        <w:spacing w:after="140"/>
-      </w:pPr>
-      <w:r>
-        <w:rPr>
-          <w:sz w:val="22"/>
-          <w:szCs w:val="22"/>
-        </w:rPr>
-        <w:t xml:space="preserve">Words marked «like this» are defaults a small hospital can keep. Change the marked text before issue if this hospital needs a different owner, interval or arrangement. A blank marked «________» has no sensible default. Fill it in before this document is signed.</w:t>
       </w:r>
     </w:p>
     <w:p>

--- a/policies/build/masters/FMS.4_v2_master.docx
+++ b/policies/build/masters/FMS.4_v2_master.docx
@@ -3213,6 +3213,658 @@
         <w:t xml:space="preserve">The Gas-Plant In-Charge keeps signed acknowledgements of staff who change cylinders or use piped gas, with the induction record. The after-hours cylinder roster is held with those acknowledgements.</w:t>
       </w:r>
     </w:p>
+    <w:p>
+      <w:pPr>
+        <w:pStyle w:val="Heading1"/>
+        <w:spacing w:after="120" w:before="280"/>
+      </w:pPr>
+      <w:r>
+        <w:t>10. Distribution</w:t>
+      </w:r>
+    </w:p>
+    <w:p>
+      <w:pPr>
+        <w:spacing w:after="140"/>
+      </w:pPr>
+      <w:r>
+        <w:rPr>
+          <w:sz w:val="22"/>
+          <w:szCs w:val="22"/>
+        </w:rPr>
+        <w:t xml:space="preserve">Official master copy: office of the Medical Superintendent, «Hospital Name», with the «Gas-Plant In-Charge» and the Quality Coordinator.</w:t>
+      </w:r>
+    </w:p>
+    <w:p>
+      <w:pPr>
+        <w:spacing w:after="140"/>
+      </w:pPr>
+      <w:r>
+        <w:rPr>
+          <w:sz w:val="22"/>
+          <w:szCs w:val="22"/>
+        </w:rPr>
+        <w:t xml:space="preserve">Copies issued to: staff who change cylinders; theatre, intensive-care and emergency leads who use piped or cylinder gas; contracted pipeline maintainer if outsourced.</w:t>
+      </w:r>
+    </w:p>
+    <w:p>
+      <w:pPr>
+        <w:spacing w:after="140"/>
+      </w:pPr>
+      <w:r>
+        <w:rPr>
+          <w:sz w:val="22"/>
+          <w:szCs w:val="22"/>
+        </w:rPr>
+        <w:t xml:space="preserve">The current version is available to all staff at the «gas-plant / engineering office policy file» and, if the hospital keeps an intranet, at the «staff intranet / policies».</w:t>
+      </w:r>
+    </w:p>
+    <w:p>
+      <w:pPr>
+        <w:spacing w:after="140"/>
+      </w:pPr>
+      <w:r>
+        <w:rPr>
+          <w:sz w:val="22"/>
+          <w:szCs w:val="22"/>
+        </w:rPr>
+        <w:t xml:space="preserve">When a new version is issued, take old copies out of use. The Quality Coordinator keeps one dated copy of each old version.</w:t>
+      </w:r>
+    </w:p>
+    <w:p>
+      <w:pPr>
+        <w:pStyle w:val="Heading1"/>
+        <w:spacing w:after="120" w:before="280"/>
+      </w:pPr>
+      <w:r>
+        <w:t>11. Abbreviations</w:t>
+      </w:r>
+    </w:p>
+    <w:tbl>
+      <w:tblPr>
+        <w:tblW w:type="pct" w:w="100%"/>
+        <w:tblBorders>
+          <w:top w:val="single" w:color="auto" w:sz="4"/>
+          <w:left w:val="single" w:color="auto" w:sz="4"/>
+          <w:bottom w:val="single" w:color="auto" w:sz="4"/>
+          <w:right w:val="single" w:color="auto" w:sz="4"/>
+          <w:insideH w:val="single" w:color="auto" w:sz="4"/>
+          <w:insideV w:val="single" w:color="auto" w:sz="4"/>
+        </w:tblBorders>
+      </w:tblPr>
+      <w:tblGrid>
+        <w:gridCol w:w="100"/>
+        <w:gridCol w:w="100"/>
+      </w:tblGrid>
+      <w:tr>
+        <w:tc>
+          <w:tcPr>
+            <w:tcW w:type="pct" w:w="22%"/>
+            <w:tcBorders>
+              <w:top w:val="single" w:color="999999" w:sz="4"/>
+              <w:left w:val="single" w:color="999999" w:sz="4"/>
+              <w:bottom w:val="single" w:color="999999" w:sz="4"/>
+              <w:right w:val="single" w:color="999999" w:sz="4"/>
+            </w:tcBorders>
+            <w:shd w:fill="E8E8E8" w:val="clear"/>
+          </w:tcPr>
+          <w:p>
+            <w:r>
+              <w:rPr>
+                <w:b/>
+              </w:rPr>
+              <w:t>Abbreviation</w:t>
+            </w:r>
+          </w:p>
+        </w:tc>
+        <w:tc>
+          <w:tcPr>
+            <w:tcW w:type="pct" w:w="22%"/>
+            <w:tcBorders>
+              <w:top w:val="single" w:color="999999" w:sz="4"/>
+              <w:left w:val="single" w:color="999999" w:sz="4"/>
+              <w:bottom w:val="single" w:color="999999" w:sz="4"/>
+              <w:right w:val="single" w:color="999999" w:sz="4"/>
+            </w:tcBorders>
+            <w:shd w:fill="E8E8E8" w:val="clear"/>
+          </w:tcPr>
+          <w:p>
+            <w:r>
+              <w:rPr>
+                <w:b/>
+              </w:rPr>
+              <w:t>Meaning</w:t>
+            </w:r>
+          </w:p>
+        </w:tc>
+      </w:tr>
+      <w:tr>
+        <w:tc>
+          <w:tcPr>
+            <w:tcW w:type="pct" w:w="22%"/>
+            <w:tcBorders>
+              <w:top w:val="single" w:color="999999" w:sz="4"/>
+              <w:left w:val="single" w:color="999999" w:sz="4"/>
+              <w:bottom w:val="single" w:color="999999" w:sz="4"/>
+              <w:right w:val="single" w:color="999999" w:sz="4"/>
+            </w:tcBorders>
+            <w:shd w:fill="E8E8E8" w:val="clear"/>
+          </w:tcPr>
+          <w:p>
+            <w:r>
+              <w:rPr>
+                <w:b w:val="0"/>
+              </w:rPr>
+              <w:t>MGPS</w:t>
+            </w:r>
+          </w:p>
+        </w:tc>
+        <w:tc>
+          <w:tcPr>
+            <w:tcW w:type="pct" w:w="22%"/>
+            <w:tcBorders>
+              <w:top w:val="single" w:color="999999" w:sz="4"/>
+              <w:left w:val="single" w:color="999999" w:sz="4"/>
+              <w:bottom w:val="single" w:color="999999" w:sz="4"/>
+              <w:right w:val="single" w:color="999999" w:sz="4"/>
+            </w:tcBorders>
+            <w:shd w:fill="E8E8E8" w:val="clear"/>
+          </w:tcPr>
+          <w:p>
+            <w:r>
+              <w:rPr>
+                <w:b w:val="0"/>
+              </w:rPr>
+              <w:t>medical gas pipeline system</w:t>
+            </w:r>
+          </w:p>
+        </w:tc>
+      </w:tr>
+      <w:tr>
+        <w:tc>
+          <w:tcPr>
+            <w:tcW w:type="pct" w:w="22%"/>
+            <w:tcBorders>
+              <w:top w:val="single" w:color="999999" w:sz="4"/>
+              <w:left w:val="single" w:color="999999" w:sz="4"/>
+              <w:bottom w:val="single" w:color="999999" w:sz="4"/>
+              <w:right w:val="single" w:color="999999" w:sz="4"/>
+            </w:tcBorders>
+            <w:shd w:fill="E8E8E8" w:val="clear"/>
+          </w:tcPr>
+          <w:p>
+            <w:r>
+              <w:rPr>
+                <w:b w:val="0"/>
+              </w:rPr>
+              <w:t>HTM</w:t>
+            </w:r>
+          </w:p>
+        </w:tc>
+        <w:tc>
+          <w:tcPr>
+            <w:tcW w:type="pct" w:w="22%"/>
+            <w:tcBorders>
+              <w:top w:val="single" w:color="999999" w:sz="4"/>
+              <w:left w:val="single" w:color="999999" w:sz="4"/>
+              <w:bottom w:val="single" w:color="999999" w:sz="4"/>
+              <w:right w:val="single" w:color="999999" w:sz="4"/>
+            </w:tcBorders>
+            <w:shd w:fill="E8E8E8" w:val="clear"/>
+          </w:tcPr>
+          <w:p>
+            <w:r>
+              <w:rPr>
+                <w:b w:val="0"/>
+              </w:rPr>
+              <w:t>Health Technical Memorandum (UK Department of Health medical-gas pipeline guidance; guide only)</w:t>
+            </w:r>
+          </w:p>
+        </w:tc>
+      </w:tr>
+      <w:tr>
+        <w:tc>
+          <w:tcPr>
+            <w:tcW w:type="pct" w:w="22%"/>
+            <w:tcBorders>
+              <w:top w:val="single" w:color="999999" w:sz="4"/>
+              <w:left w:val="single" w:color="999999" w:sz="4"/>
+              <w:bottom w:val="single" w:color="999999" w:sz="4"/>
+              <w:right w:val="single" w:color="999999" w:sz="4"/>
+            </w:tcBorders>
+            <w:shd w:fill="E8E8E8" w:val="clear"/>
+          </w:tcPr>
+          <w:p>
+            <w:r>
+              <w:rPr>
+                <w:b w:val="0"/>
+              </w:rPr>
+              <w:t>DISS</w:t>
+            </w:r>
+          </w:p>
+        </w:tc>
+        <w:tc>
+          <w:tcPr>
+            <w:tcW w:type="pct" w:w="22%"/>
+            <w:tcBorders>
+              <w:top w:val="single" w:color="999999" w:sz="4"/>
+              <w:left w:val="single" w:color="999999" w:sz="4"/>
+              <w:bottom w:val="single" w:color="999999" w:sz="4"/>
+              <w:right w:val="single" w:color="999999" w:sz="4"/>
+            </w:tcBorders>
+            <w:shd w:fill="E8E8E8" w:val="clear"/>
+          </w:tcPr>
+          <w:p>
+            <w:r>
+              <w:rPr>
+                <w:b w:val="0"/>
+              </w:rPr>
+              <w:t>Diameter Index Safety System</w:t>
+            </w:r>
+          </w:p>
+        </w:tc>
+      </w:tr>
+      <w:tr>
+        <w:tc>
+          <w:tcPr>
+            <w:tcW w:type="pct" w:w="22%"/>
+            <w:tcBorders>
+              <w:top w:val="single" w:color="999999" w:sz="4"/>
+              <w:left w:val="single" w:color="999999" w:sz="4"/>
+              <w:bottom w:val="single" w:color="999999" w:sz="4"/>
+              <w:right w:val="single" w:color="999999" w:sz="4"/>
+            </w:tcBorders>
+            <w:shd w:fill="E8E8E8" w:val="clear"/>
+          </w:tcPr>
+          <w:p>
+            <w:r>
+              <w:rPr>
+                <w:b w:val="0"/>
+              </w:rPr>
+              <w:t>NIST</w:t>
+            </w:r>
+          </w:p>
+        </w:tc>
+        <w:tc>
+          <w:tcPr>
+            <w:tcW w:type="pct" w:w="22%"/>
+            <w:tcBorders>
+              <w:top w:val="single" w:color="999999" w:sz="4"/>
+              <w:left w:val="single" w:color="999999" w:sz="4"/>
+              <w:bottom w:val="single" w:color="999999" w:sz="4"/>
+              <w:right w:val="single" w:color="999999" w:sz="4"/>
+            </w:tcBorders>
+            <w:shd w:fill="E8E8E8" w:val="clear"/>
+          </w:tcPr>
+          <w:p>
+            <w:r>
+              <w:rPr>
+                <w:b w:val="0"/>
+              </w:rPr>
+              <w:t>Non-Interchangeable Screw Thread</w:t>
+            </w:r>
+          </w:p>
+        </w:tc>
+      </w:tr>
+      <w:tr>
+        <w:tc>
+          <w:tcPr>
+            <w:tcW w:type="pct" w:w="22%"/>
+            <w:tcBorders>
+              <w:top w:val="single" w:color="999999" w:sz="4"/>
+              <w:left w:val="single" w:color="999999" w:sz="4"/>
+              <w:bottom w:val="single" w:color="999999" w:sz="4"/>
+              <w:right w:val="single" w:color="999999" w:sz="4"/>
+            </w:tcBorders>
+            <w:shd w:fill="E8E8E8" w:val="clear"/>
+          </w:tcPr>
+          <w:p>
+            <w:r>
+              <w:rPr>
+                <w:b w:val="0"/>
+              </w:rPr>
+              <w:t>ISO</w:t>
+            </w:r>
+          </w:p>
+        </w:tc>
+        <w:tc>
+          <w:tcPr>
+            <w:tcW w:type="pct" w:w="22%"/>
+            <w:tcBorders>
+              <w:top w:val="single" w:color="999999" w:sz="4"/>
+              <w:left w:val="single" w:color="999999" w:sz="4"/>
+              <w:bottom w:val="single" w:color="999999" w:sz="4"/>
+              <w:right w:val="single" w:color="999999" w:sz="4"/>
+            </w:tcBorders>
+            <w:shd w:fill="E8E8E8" w:val="clear"/>
+          </w:tcPr>
+          <w:p>
+            <w:r>
+              <w:rPr>
+                <w:b w:val="0"/>
+              </w:rPr>
+              <w:t>International Organization for Standardization</w:t>
+            </w:r>
+          </w:p>
+        </w:tc>
+      </w:tr>
+      <w:tr>
+        <w:tc>
+          <w:tcPr>
+            <w:tcW w:type="pct" w:w="22%"/>
+            <w:tcBorders>
+              <w:top w:val="single" w:color="999999" w:sz="4"/>
+              <w:left w:val="single" w:color="999999" w:sz="4"/>
+              <w:bottom w:val="single" w:color="999999" w:sz="4"/>
+              <w:right w:val="single" w:color="999999" w:sz="4"/>
+            </w:tcBorders>
+            <w:shd w:fill="E8E8E8" w:val="clear"/>
+          </w:tcPr>
+          <w:p>
+            <w:r>
+              <w:rPr>
+                <w:b w:val="0"/>
+              </w:rPr>
+              <w:t>NFPA</w:t>
+            </w:r>
+          </w:p>
+        </w:tc>
+        <w:tc>
+          <w:tcPr>
+            <w:tcW w:type="pct" w:w="22%"/>
+            <w:tcBorders>
+              <w:top w:val="single" w:color="999999" w:sz="4"/>
+              <w:left w:val="single" w:color="999999" w:sz="4"/>
+              <w:bottom w:val="single" w:color="999999" w:sz="4"/>
+              <w:right w:val="single" w:color="999999" w:sz="4"/>
+            </w:tcBorders>
+            <w:shd w:fill="E8E8E8" w:val="clear"/>
+          </w:tcPr>
+          <w:p>
+            <w:r>
+              <w:rPr>
+                <w:b w:val="0"/>
+              </w:rPr>
+              <w:t>National Fire Protection Association</w:t>
+            </w:r>
+          </w:p>
+        </w:tc>
+      </w:tr>
+      <w:tr>
+        <w:tc>
+          <w:tcPr>
+            <w:tcW w:type="pct" w:w="22%"/>
+            <w:tcBorders>
+              <w:top w:val="single" w:color="999999" w:sz="4"/>
+              <w:left w:val="single" w:color="999999" w:sz="4"/>
+              <w:bottom w:val="single" w:color="999999" w:sz="4"/>
+              <w:right w:val="single" w:color="999999" w:sz="4"/>
+            </w:tcBorders>
+            <w:shd w:fill="E8E8E8" w:val="clear"/>
+          </w:tcPr>
+          <w:p>
+            <w:r>
+              <w:rPr>
+                <w:b w:val="0"/>
+              </w:rPr>
+              <w:t>BCGA</w:t>
+            </w:r>
+          </w:p>
+        </w:tc>
+        <w:tc>
+          <w:tcPr>
+            <w:tcW w:type="pct" w:w="22%"/>
+            <w:tcBorders>
+              <w:top w:val="single" w:color="999999" w:sz="4"/>
+              <w:left w:val="single" w:color="999999" w:sz="4"/>
+              <w:bottom w:val="single" w:color="999999" w:sz="4"/>
+              <w:right w:val="single" w:color="999999" w:sz="4"/>
+            </w:tcBorders>
+            <w:shd w:fill="E8E8E8" w:val="clear"/>
+          </w:tcPr>
+          <w:p>
+            <w:r>
+              <w:rPr>
+                <w:b w:val="0"/>
+              </w:rPr>
+              <w:t>British Compressed Gases Association</w:t>
+            </w:r>
+          </w:p>
+        </w:tc>
+      </w:tr>
+      <w:tr>
+        <w:tc>
+          <w:tcPr>
+            <w:tcW w:type="pct" w:w="22%"/>
+            <w:tcBorders>
+              <w:top w:val="single" w:color="999999" w:sz="4"/>
+              <w:left w:val="single" w:color="999999" w:sz="4"/>
+              <w:bottom w:val="single" w:color="999999" w:sz="4"/>
+              <w:right w:val="single" w:color="999999" w:sz="4"/>
+            </w:tcBorders>
+            <w:shd w:fill="E8E8E8" w:val="clear"/>
+          </w:tcPr>
+          <w:p>
+            <w:r>
+              <w:rPr>
+                <w:b w:val="0"/>
+              </w:rPr>
+              <w:t>PESO</w:t>
+            </w:r>
+          </w:p>
+        </w:tc>
+        <w:tc>
+          <w:tcPr>
+            <w:tcW w:type="pct" w:w="22%"/>
+            <w:tcBorders>
+              <w:top w:val="single" w:color="999999" w:sz="4"/>
+              <w:left w:val="single" w:color="999999" w:sz="4"/>
+              <w:bottom w:val="single" w:color="999999" w:sz="4"/>
+              <w:right w:val="single" w:color="999999" w:sz="4"/>
+            </w:tcBorders>
+            <w:shd w:fill="E8E8E8" w:val="clear"/>
+          </w:tcPr>
+          <w:p>
+            <w:r>
+              <w:rPr>
+                <w:b w:val="0"/>
+              </w:rPr>
+              <w:t>Petroleum and Explosives Safety Organisation (applicable-legislation register if it applies; not a paragraph-2 statute of this document)</w:t>
+            </w:r>
+          </w:p>
+        </w:tc>
+      </w:tr>
+      <w:tr>
+        <w:tc>
+          <w:tcPr>
+            <w:tcW w:type="pct" w:w="22%"/>
+            <w:tcBorders>
+              <w:top w:val="single" w:color="999999" w:sz="4"/>
+              <w:left w:val="single" w:color="999999" w:sz="4"/>
+              <w:bottom w:val="single" w:color="999999" w:sz="4"/>
+              <w:right w:val="single" w:color="999999" w:sz="4"/>
+            </w:tcBorders>
+            <w:shd w:fill="E8E8E8" w:val="clear"/>
+          </w:tcPr>
+          <w:p>
+            <w:r>
+              <w:rPr>
+                <w:b w:val="0"/>
+              </w:rPr>
+              <w:t>SOP</w:t>
+            </w:r>
+          </w:p>
+        </w:tc>
+        <w:tc>
+          <w:tcPr>
+            <w:tcW w:type="pct" w:w="22%"/>
+            <w:tcBorders>
+              <w:top w:val="single" w:color="999999" w:sz="4"/>
+              <w:left w:val="single" w:color="999999" w:sz="4"/>
+              <w:bottom w:val="single" w:color="999999" w:sz="4"/>
+              <w:right w:val="single" w:color="999999" w:sz="4"/>
+            </w:tcBorders>
+            <w:shd w:fill="E8E8E8" w:val="clear"/>
+          </w:tcPr>
+          <w:p>
+            <w:r>
+              <w:rPr>
+                <w:b w:val="0"/>
+              </w:rPr>
+              <w:t>standard operating procedure</w:t>
+            </w:r>
+          </w:p>
+        </w:tc>
+      </w:tr>
+      <w:tr>
+        <w:tc>
+          <w:tcPr>
+            <w:tcW w:type="pct" w:w="22%"/>
+            <w:tcBorders>
+              <w:top w:val="single" w:color="999999" w:sz="4"/>
+              <w:left w:val="single" w:color="999999" w:sz="4"/>
+              <w:bottom w:val="single" w:color="999999" w:sz="4"/>
+              <w:right w:val="single" w:color="999999" w:sz="4"/>
+            </w:tcBorders>
+            <w:shd w:fill="E8E8E8" w:val="clear"/>
+          </w:tcPr>
+          <w:p>
+            <w:r>
+              <w:rPr>
+                <w:b w:val="0"/>
+              </w:rPr>
+              <w:t>CAPA</w:t>
+            </w:r>
+          </w:p>
+        </w:tc>
+        <w:tc>
+          <w:tcPr>
+            <w:tcW w:type="pct" w:w="22%"/>
+            <w:tcBorders>
+              <w:top w:val="single" w:color="999999" w:sz="4"/>
+              <w:left w:val="single" w:color="999999" w:sz="4"/>
+              <w:bottom w:val="single" w:color="999999" w:sz="4"/>
+              <w:right w:val="single" w:color="999999" w:sz="4"/>
+            </w:tcBorders>
+            <w:shd w:fill="E8E8E8" w:val="clear"/>
+          </w:tcPr>
+          <w:p>
+            <w:r>
+              <w:rPr>
+                <w:b w:val="0"/>
+              </w:rPr>
+              <w:t>corrective and preventive action</w:t>
+            </w:r>
+          </w:p>
+        </w:tc>
+      </w:tr>
+      <w:tr>
+        <w:tc>
+          <w:tcPr>
+            <w:tcW w:type="pct" w:w="22%"/>
+            <w:tcBorders>
+              <w:top w:val="single" w:color="999999" w:sz="4"/>
+              <w:left w:val="single" w:color="999999" w:sz="4"/>
+              <w:bottom w:val="single" w:color="999999" w:sz="4"/>
+              <w:right w:val="single" w:color="999999" w:sz="4"/>
+            </w:tcBorders>
+            <w:shd w:fill="E8E8E8" w:val="clear"/>
+          </w:tcPr>
+          <w:p>
+            <w:r>
+              <w:rPr>
+                <w:b w:val="0"/>
+              </w:rPr>
+              <w:t>RCA</w:t>
+            </w:r>
+          </w:p>
+        </w:tc>
+        <w:tc>
+          <w:tcPr>
+            <w:tcW w:type="pct" w:w="22%"/>
+            <w:tcBorders>
+              <w:top w:val="single" w:color="999999" w:sz="4"/>
+              <w:left w:val="single" w:color="999999" w:sz="4"/>
+              <w:bottom w:val="single" w:color="999999" w:sz="4"/>
+              <w:right w:val="single" w:color="999999" w:sz="4"/>
+            </w:tcBorders>
+            <w:shd w:fill="E8E8E8" w:val="clear"/>
+          </w:tcPr>
+          <w:p>
+            <w:r>
+              <w:rPr>
+                <w:b w:val="0"/>
+              </w:rPr>
+              <w:t>root-cause analysis</w:t>
+            </w:r>
+          </w:p>
+        </w:tc>
+      </w:tr>
+      <w:tr>
+        <w:tc>
+          <w:tcPr>
+            <w:tcW w:type="pct" w:w="22%"/>
+            <w:tcBorders>
+              <w:top w:val="single" w:color="999999" w:sz="4"/>
+              <w:left w:val="single" w:color="999999" w:sz="4"/>
+              <w:bottom w:val="single" w:color="999999" w:sz="4"/>
+              <w:right w:val="single" w:color="999999" w:sz="4"/>
+            </w:tcBorders>
+            <w:shd w:fill="E8E8E8" w:val="clear"/>
+          </w:tcPr>
+          <w:p>
+            <w:r>
+              <w:rPr>
+                <w:b w:val="0"/>
+              </w:rPr>
+              <w:t>RACI</w:t>
+            </w:r>
+          </w:p>
+        </w:tc>
+        <w:tc>
+          <w:tcPr>
+            <w:tcW w:type="pct" w:w="22%"/>
+            <w:tcBorders>
+              <w:top w:val="single" w:color="999999" w:sz="4"/>
+              <w:left w:val="single" w:color="999999" w:sz="4"/>
+              <w:bottom w:val="single" w:color="999999" w:sz="4"/>
+              <w:right w:val="single" w:color="999999" w:sz="4"/>
+            </w:tcBorders>
+            <w:shd w:fill="E8E8E8" w:val="clear"/>
+          </w:tcPr>
+          <w:p>
+            <w:r>
+              <w:rPr>
+                <w:b w:val="0"/>
+              </w:rPr>
+              <w:t>Responsible, Accountable, Consulted, Informed</w:t>
+            </w:r>
+          </w:p>
+        </w:tc>
+      </w:tr>
+    </w:tbl>
+    <w:p>
+      <w:pPr>
+        <w:pStyle w:val="Heading1"/>
+        <w:spacing w:after="120" w:before="280"/>
+      </w:pPr>
+      <w:r>
+        <w:t>12. Traceability to NABH SHCO 3rd Edition FMS.4</w:t>
+      </w:r>
+    </w:p>
+    <w:p>
+      <w:pPr>
+        <w:spacing w:after="120"/>
+      </w:pPr>
+      <w:r>
+        <w:rPr>
+          <w:i/>
+          <w:iCs/>
+          <w:sz w:val="20"/>
+          <w:szCs w:val="20"/>
+        </w:rPr>
+        <w:t xml:space="preserve">This table is an index. It is not how the policy is organised.</w:t>
+      </w:r>
+    </w:p>
     <w:tbl>
       <w:tblPr>
         <w:tblW w:type="pct" w:w="100%"/>
@@ -3771,658 +4423,6 @@
         </w:tc>
       </w:tr>
     </w:tbl>
-    <w:p>
-      <w:pPr>
-        <w:pStyle w:val="Heading1"/>
-        <w:spacing w:after="120" w:before="280"/>
-      </w:pPr>
-      <w:r>
-        <w:t>10. Distribution</w:t>
-      </w:r>
-    </w:p>
-    <w:p>
-      <w:pPr>
-        <w:spacing w:after="140"/>
-      </w:pPr>
-      <w:r>
-        <w:rPr>
-          <w:sz w:val="22"/>
-          <w:szCs w:val="22"/>
-        </w:rPr>
-        <w:t xml:space="preserve">Official master copy: office of the Medical Superintendent, «Hospital Name», with the «Gas-Plant In-Charge» and the Quality Coordinator.</w:t>
-      </w:r>
-    </w:p>
-    <w:p>
-      <w:pPr>
-        <w:spacing w:after="140"/>
-      </w:pPr>
-      <w:r>
-        <w:rPr>
-          <w:sz w:val="22"/>
-          <w:szCs w:val="22"/>
-        </w:rPr>
-        <w:t xml:space="preserve">Copies issued to: staff who change cylinders; theatre, intensive-care and emergency leads who use piped or cylinder gas; contracted pipeline maintainer if outsourced.</w:t>
-      </w:r>
-    </w:p>
-    <w:p>
-      <w:pPr>
-        <w:spacing w:after="140"/>
-      </w:pPr>
-      <w:r>
-        <w:rPr>
-          <w:sz w:val="22"/>
-          <w:szCs w:val="22"/>
-        </w:rPr>
-        <w:t xml:space="preserve">The current version is available to all staff at the «gas-plant / engineering office policy file» and, if the hospital keeps an intranet, at the «staff intranet / policies».</w:t>
-      </w:r>
-    </w:p>
-    <w:p>
-      <w:pPr>
-        <w:spacing w:after="140"/>
-      </w:pPr>
-      <w:r>
-        <w:rPr>
-          <w:sz w:val="22"/>
-          <w:szCs w:val="22"/>
-        </w:rPr>
-        <w:t xml:space="preserve">When a new version is issued, take old copies out of use. The Quality Coordinator keeps one dated copy of each old version.</w:t>
-      </w:r>
-    </w:p>
-    <w:p>
-      <w:pPr>
-        <w:pStyle w:val="Heading1"/>
-        <w:spacing w:after="120" w:before="280"/>
-      </w:pPr>
-      <w:r>
-        <w:t>11. Abbreviations</w:t>
-      </w:r>
-    </w:p>
-    <w:tbl>
-      <w:tblPr>
-        <w:tblW w:type="pct" w:w="100%"/>
-        <w:tblBorders>
-          <w:top w:val="single" w:color="auto" w:sz="4"/>
-          <w:left w:val="single" w:color="auto" w:sz="4"/>
-          <w:bottom w:val="single" w:color="auto" w:sz="4"/>
-          <w:right w:val="single" w:color="auto" w:sz="4"/>
-          <w:insideH w:val="single" w:color="auto" w:sz="4"/>
-          <w:insideV w:val="single" w:color="auto" w:sz="4"/>
-        </w:tblBorders>
-      </w:tblPr>
-      <w:tblGrid>
-        <w:gridCol w:w="100"/>
-        <w:gridCol w:w="100"/>
-      </w:tblGrid>
-      <w:tr>
-        <w:tc>
-          <w:tcPr>
-            <w:tcW w:type="pct" w:w="22%"/>
-            <w:tcBorders>
-              <w:top w:val="single" w:color="999999" w:sz="4"/>
-              <w:left w:val="single" w:color="999999" w:sz="4"/>
-              <w:bottom w:val="single" w:color="999999" w:sz="4"/>
-              <w:right w:val="single" w:color="999999" w:sz="4"/>
-            </w:tcBorders>
-            <w:shd w:fill="E8E8E8" w:val="clear"/>
-          </w:tcPr>
-          <w:p>
-            <w:r>
-              <w:rPr>
-                <w:b/>
-              </w:rPr>
-              <w:t>Abbreviation</w:t>
-            </w:r>
-          </w:p>
-        </w:tc>
-        <w:tc>
-          <w:tcPr>
-            <w:tcW w:type="pct" w:w="22%"/>
-            <w:tcBorders>
-              <w:top w:val="single" w:color="999999" w:sz="4"/>
-              <w:left w:val="single" w:color="999999" w:sz="4"/>
-              <w:bottom w:val="single" w:color="999999" w:sz="4"/>
-              <w:right w:val="single" w:color="999999" w:sz="4"/>
-            </w:tcBorders>
-            <w:shd w:fill="E8E8E8" w:val="clear"/>
-          </w:tcPr>
-          <w:p>
-            <w:r>
-              <w:rPr>
-                <w:b/>
-              </w:rPr>
-              <w:t>Meaning</w:t>
-            </w:r>
-          </w:p>
-        </w:tc>
-      </w:tr>
-      <w:tr>
-        <w:tc>
-          <w:tcPr>
-            <w:tcW w:type="pct" w:w="22%"/>
-            <w:tcBorders>
-              <w:top w:val="single" w:color="999999" w:sz="4"/>
-              <w:left w:val="single" w:color="999999" w:sz="4"/>
-              <w:bottom w:val="single" w:color="999999" w:sz="4"/>
-              <w:right w:val="single" w:color="999999" w:sz="4"/>
-            </w:tcBorders>
-            <w:shd w:fill="E8E8E8" w:val="clear"/>
-          </w:tcPr>
-          <w:p>
-            <w:r>
-              <w:rPr>
-                <w:b w:val="0"/>
-              </w:rPr>
-              <w:t>MGPS</w:t>
-            </w:r>
-          </w:p>
-        </w:tc>
-        <w:tc>
-          <w:tcPr>
-            <w:tcW w:type="pct" w:w="22%"/>
-            <w:tcBorders>
-              <w:top w:val="single" w:color="999999" w:sz="4"/>
-              <w:left w:val="single" w:color="999999" w:sz="4"/>
-              <w:bottom w:val="single" w:color="999999" w:sz="4"/>
-              <w:right w:val="single" w:color="999999" w:sz="4"/>
-            </w:tcBorders>
-            <w:shd w:fill="E8E8E8" w:val="clear"/>
-          </w:tcPr>
-          <w:p>
-            <w:r>
-              <w:rPr>
-                <w:b w:val="0"/>
-              </w:rPr>
-              <w:t>medical gas pipeline system</w:t>
-            </w:r>
-          </w:p>
-        </w:tc>
-      </w:tr>
-      <w:tr>
-        <w:tc>
-          <w:tcPr>
-            <w:tcW w:type="pct" w:w="22%"/>
-            <w:tcBorders>
-              <w:top w:val="single" w:color="999999" w:sz="4"/>
-              <w:left w:val="single" w:color="999999" w:sz="4"/>
-              <w:bottom w:val="single" w:color="999999" w:sz="4"/>
-              <w:right w:val="single" w:color="999999" w:sz="4"/>
-            </w:tcBorders>
-            <w:shd w:fill="E8E8E8" w:val="clear"/>
-          </w:tcPr>
-          <w:p>
-            <w:r>
-              <w:rPr>
-                <w:b w:val="0"/>
-              </w:rPr>
-              <w:t>HTM</w:t>
-            </w:r>
-          </w:p>
-        </w:tc>
-        <w:tc>
-          <w:tcPr>
-            <w:tcW w:type="pct" w:w="22%"/>
-            <w:tcBorders>
-              <w:top w:val="single" w:color="999999" w:sz="4"/>
-              <w:left w:val="single" w:color="999999" w:sz="4"/>
-              <w:bottom w:val="single" w:color="999999" w:sz="4"/>
-              <w:right w:val="single" w:color="999999" w:sz="4"/>
-            </w:tcBorders>
-            <w:shd w:fill="E8E8E8" w:val="clear"/>
-          </w:tcPr>
-          <w:p>
-            <w:r>
-              <w:rPr>
-                <w:b w:val="0"/>
-              </w:rPr>
-              <w:t>Health Technical Memorandum (UK Department of Health medical-gas pipeline guidance; guide only)</w:t>
-            </w:r>
-          </w:p>
-        </w:tc>
-      </w:tr>
-      <w:tr>
-        <w:tc>
-          <w:tcPr>
-            <w:tcW w:type="pct" w:w="22%"/>
-            <w:tcBorders>
-              <w:top w:val="single" w:color="999999" w:sz="4"/>
-              <w:left w:val="single" w:color="999999" w:sz="4"/>
-              <w:bottom w:val="single" w:color="999999" w:sz="4"/>
-              <w:right w:val="single" w:color="999999" w:sz="4"/>
-            </w:tcBorders>
-            <w:shd w:fill="E8E8E8" w:val="clear"/>
-          </w:tcPr>
-          <w:p>
-            <w:r>
-              <w:rPr>
-                <w:b w:val="0"/>
-              </w:rPr>
-              <w:t>DISS</w:t>
-            </w:r>
-          </w:p>
-        </w:tc>
-        <w:tc>
-          <w:tcPr>
-            <w:tcW w:type="pct" w:w="22%"/>
-            <w:tcBorders>
-              <w:top w:val="single" w:color="999999" w:sz="4"/>
-              <w:left w:val="single" w:color="999999" w:sz="4"/>
-              <w:bottom w:val="single" w:color="999999" w:sz="4"/>
-              <w:right w:val="single" w:color="999999" w:sz="4"/>
-            </w:tcBorders>
-            <w:shd w:fill="E8E8E8" w:val="clear"/>
-          </w:tcPr>
-          <w:p>
-            <w:r>
-              <w:rPr>
-                <w:b w:val="0"/>
-              </w:rPr>
-              <w:t>Diameter Index Safety System</w:t>
-            </w:r>
-          </w:p>
-        </w:tc>
-      </w:tr>
-      <w:tr>
-        <w:tc>
-          <w:tcPr>
-            <w:tcW w:type="pct" w:w="22%"/>
-            <w:tcBorders>
-              <w:top w:val="single" w:color="999999" w:sz="4"/>
-              <w:left w:val="single" w:color="999999" w:sz="4"/>
-              <w:bottom w:val="single" w:color="999999" w:sz="4"/>
-              <w:right w:val="single" w:color="999999" w:sz="4"/>
-            </w:tcBorders>
-            <w:shd w:fill="E8E8E8" w:val="clear"/>
-          </w:tcPr>
-          <w:p>
-            <w:r>
-              <w:rPr>
-                <w:b w:val="0"/>
-              </w:rPr>
-              <w:t>NIST</w:t>
-            </w:r>
-          </w:p>
-        </w:tc>
-        <w:tc>
-          <w:tcPr>
-            <w:tcW w:type="pct" w:w="22%"/>
-            <w:tcBorders>
-              <w:top w:val="single" w:color="999999" w:sz="4"/>
-              <w:left w:val="single" w:color="999999" w:sz="4"/>
-              <w:bottom w:val="single" w:color="999999" w:sz="4"/>
-              <w:right w:val="single" w:color="999999" w:sz="4"/>
-            </w:tcBorders>
-            <w:shd w:fill="E8E8E8" w:val="clear"/>
-          </w:tcPr>
-          <w:p>
-            <w:r>
-              <w:rPr>
-                <w:b w:val="0"/>
-              </w:rPr>
-              <w:t>Non-Interchangeable Screw Thread</w:t>
-            </w:r>
-          </w:p>
-        </w:tc>
-      </w:tr>
-      <w:tr>
-        <w:tc>
-          <w:tcPr>
-            <w:tcW w:type="pct" w:w="22%"/>
-            <w:tcBorders>
-              <w:top w:val="single" w:color="999999" w:sz="4"/>
-              <w:left w:val="single" w:color="999999" w:sz="4"/>
-              <w:bottom w:val="single" w:color="999999" w:sz="4"/>
-              <w:right w:val="single" w:color="999999" w:sz="4"/>
-            </w:tcBorders>
-            <w:shd w:fill="E8E8E8" w:val="clear"/>
-          </w:tcPr>
-          <w:p>
-            <w:r>
-              <w:rPr>
-                <w:b w:val="0"/>
-              </w:rPr>
-              <w:t>ISO</w:t>
-            </w:r>
-          </w:p>
-        </w:tc>
-        <w:tc>
-          <w:tcPr>
-            <w:tcW w:type="pct" w:w="22%"/>
-            <w:tcBorders>
-              <w:top w:val="single" w:color="999999" w:sz="4"/>
-              <w:left w:val="single" w:color="999999" w:sz="4"/>
-              <w:bottom w:val="single" w:color="999999" w:sz="4"/>
-              <w:right w:val="single" w:color="999999" w:sz="4"/>
-            </w:tcBorders>
-            <w:shd w:fill="E8E8E8" w:val="clear"/>
-          </w:tcPr>
-          <w:p>
-            <w:r>
-              <w:rPr>
-                <w:b w:val="0"/>
-              </w:rPr>
-              <w:t>International Organization for Standardization</w:t>
-            </w:r>
-          </w:p>
-        </w:tc>
-      </w:tr>
-      <w:tr>
-        <w:tc>
-          <w:tcPr>
-            <w:tcW w:type="pct" w:w="22%"/>
-            <w:tcBorders>
-              <w:top w:val="single" w:color="999999" w:sz="4"/>
-              <w:left w:val="single" w:color="999999" w:sz="4"/>
-              <w:bottom w:val="single" w:color="999999" w:sz="4"/>
-              <w:right w:val="single" w:color="999999" w:sz="4"/>
-            </w:tcBorders>
-            <w:shd w:fill="E8E8E8" w:val="clear"/>
-          </w:tcPr>
-          <w:p>
-            <w:r>
-              <w:rPr>
-                <w:b w:val="0"/>
-              </w:rPr>
-              <w:t>NFPA</w:t>
-            </w:r>
-          </w:p>
-        </w:tc>
-        <w:tc>
-          <w:tcPr>
-            <w:tcW w:type="pct" w:w="22%"/>
-            <w:tcBorders>
-              <w:top w:val="single" w:color="999999" w:sz="4"/>
-              <w:left w:val="single" w:color="999999" w:sz="4"/>
-              <w:bottom w:val="single" w:color="999999" w:sz="4"/>
-              <w:right w:val="single" w:color="999999" w:sz="4"/>
-            </w:tcBorders>
-            <w:shd w:fill="E8E8E8" w:val="clear"/>
-          </w:tcPr>
-          <w:p>
-            <w:r>
-              <w:rPr>
-                <w:b w:val="0"/>
-              </w:rPr>
-              <w:t>National Fire Protection Association</w:t>
-            </w:r>
-          </w:p>
-        </w:tc>
-      </w:tr>
-      <w:tr>
-        <w:tc>
-          <w:tcPr>
-            <w:tcW w:type="pct" w:w="22%"/>
-            <w:tcBorders>
-              <w:top w:val="single" w:color="999999" w:sz="4"/>
-              <w:left w:val="single" w:color="999999" w:sz="4"/>
-              <w:bottom w:val="single" w:color="999999" w:sz="4"/>
-              <w:right w:val="single" w:color="999999" w:sz="4"/>
-            </w:tcBorders>
-            <w:shd w:fill="E8E8E8" w:val="clear"/>
-          </w:tcPr>
-          <w:p>
-            <w:r>
-              <w:rPr>
-                <w:b w:val="0"/>
-              </w:rPr>
-              <w:t>BCGA</w:t>
-            </w:r>
-          </w:p>
-        </w:tc>
-        <w:tc>
-          <w:tcPr>
-            <w:tcW w:type="pct" w:w="22%"/>
-            <w:tcBorders>
-              <w:top w:val="single" w:color="999999" w:sz="4"/>
-              <w:left w:val="single" w:color="999999" w:sz="4"/>
-              <w:bottom w:val="single" w:color="999999" w:sz="4"/>
-              <w:right w:val="single" w:color="999999" w:sz="4"/>
-            </w:tcBorders>
-            <w:shd w:fill="E8E8E8" w:val="clear"/>
-          </w:tcPr>
-          <w:p>
-            <w:r>
-              <w:rPr>
-                <w:b w:val="0"/>
-              </w:rPr>
-              <w:t>British Compressed Gases Association</w:t>
-            </w:r>
-          </w:p>
-        </w:tc>
-      </w:tr>
-      <w:tr>
-        <w:tc>
-          <w:tcPr>
-            <w:tcW w:type="pct" w:w="22%"/>
-            <w:tcBorders>
-              <w:top w:val="single" w:color="999999" w:sz="4"/>
-              <w:left w:val="single" w:color="999999" w:sz="4"/>
-              <w:bottom w:val="single" w:color="999999" w:sz="4"/>
-              <w:right w:val="single" w:color="999999" w:sz="4"/>
-            </w:tcBorders>
-            <w:shd w:fill="E8E8E8" w:val="clear"/>
-          </w:tcPr>
-          <w:p>
-            <w:r>
-              <w:rPr>
-                <w:b w:val="0"/>
-              </w:rPr>
-              <w:t>PESO</w:t>
-            </w:r>
-          </w:p>
-        </w:tc>
-        <w:tc>
-          <w:tcPr>
-            <w:tcW w:type="pct" w:w="22%"/>
-            <w:tcBorders>
-              <w:top w:val="single" w:color="999999" w:sz="4"/>
-              <w:left w:val="single" w:color="999999" w:sz="4"/>
-              <w:bottom w:val="single" w:color="999999" w:sz="4"/>
-              <w:right w:val="single" w:color="999999" w:sz="4"/>
-            </w:tcBorders>
-            <w:shd w:fill="E8E8E8" w:val="clear"/>
-          </w:tcPr>
-          <w:p>
-            <w:r>
-              <w:rPr>
-                <w:b w:val="0"/>
-              </w:rPr>
-              <w:t>Petroleum and Explosives Safety Organisation (applicable-legislation register if it applies; not a paragraph-2 statute of this document)</w:t>
-            </w:r>
-          </w:p>
-        </w:tc>
-      </w:tr>
-      <w:tr>
-        <w:tc>
-          <w:tcPr>
-            <w:tcW w:type="pct" w:w="22%"/>
-            <w:tcBorders>
-              <w:top w:val="single" w:color="999999" w:sz="4"/>
-              <w:left w:val="single" w:color="999999" w:sz="4"/>
-              <w:bottom w:val="single" w:color="999999" w:sz="4"/>
-              <w:right w:val="single" w:color="999999" w:sz="4"/>
-            </w:tcBorders>
-            <w:shd w:fill="E8E8E8" w:val="clear"/>
-          </w:tcPr>
-          <w:p>
-            <w:r>
-              <w:rPr>
-                <w:b w:val="0"/>
-              </w:rPr>
-              <w:t>SOP</w:t>
-            </w:r>
-          </w:p>
-        </w:tc>
-        <w:tc>
-          <w:tcPr>
-            <w:tcW w:type="pct" w:w="22%"/>
-            <w:tcBorders>
-              <w:top w:val="single" w:color="999999" w:sz="4"/>
-              <w:left w:val="single" w:color="999999" w:sz="4"/>
-              <w:bottom w:val="single" w:color="999999" w:sz="4"/>
-              <w:right w:val="single" w:color="999999" w:sz="4"/>
-            </w:tcBorders>
-            <w:shd w:fill="E8E8E8" w:val="clear"/>
-          </w:tcPr>
-          <w:p>
-            <w:r>
-              <w:rPr>
-                <w:b w:val="0"/>
-              </w:rPr>
-              <w:t>standard operating procedure</w:t>
-            </w:r>
-          </w:p>
-        </w:tc>
-      </w:tr>
-      <w:tr>
-        <w:tc>
-          <w:tcPr>
-            <w:tcW w:type="pct" w:w="22%"/>
-            <w:tcBorders>
-              <w:top w:val="single" w:color="999999" w:sz="4"/>
-              <w:left w:val="single" w:color="999999" w:sz="4"/>
-              <w:bottom w:val="single" w:color="999999" w:sz="4"/>
-              <w:right w:val="single" w:color="999999" w:sz="4"/>
-            </w:tcBorders>
-            <w:shd w:fill="E8E8E8" w:val="clear"/>
-          </w:tcPr>
-          <w:p>
-            <w:r>
-              <w:rPr>
-                <w:b w:val="0"/>
-              </w:rPr>
-              <w:t>CAPA</w:t>
-            </w:r>
-          </w:p>
-        </w:tc>
-        <w:tc>
-          <w:tcPr>
-            <w:tcW w:type="pct" w:w="22%"/>
-            <w:tcBorders>
-              <w:top w:val="single" w:color="999999" w:sz="4"/>
-              <w:left w:val="single" w:color="999999" w:sz="4"/>
-              <w:bottom w:val="single" w:color="999999" w:sz="4"/>
-              <w:right w:val="single" w:color="999999" w:sz="4"/>
-            </w:tcBorders>
-            <w:shd w:fill="E8E8E8" w:val="clear"/>
-          </w:tcPr>
-          <w:p>
-            <w:r>
-              <w:rPr>
-                <w:b w:val="0"/>
-              </w:rPr>
-              <w:t>corrective and preventive action</w:t>
-            </w:r>
-          </w:p>
-        </w:tc>
-      </w:tr>
-      <w:tr>
-        <w:tc>
-          <w:tcPr>
-            <w:tcW w:type="pct" w:w="22%"/>
-            <w:tcBorders>
-              <w:top w:val="single" w:color="999999" w:sz="4"/>
-              <w:left w:val="single" w:color="999999" w:sz="4"/>
-              <w:bottom w:val="single" w:color="999999" w:sz="4"/>
-              <w:right w:val="single" w:color="999999" w:sz="4"/>
-            </w:tcBorders>
-            <w:shd w:fill="E8E8E8" w:val="clear"/>
-          </w:tcPr>
-          <w:p>
-            <w:r>
-              <w:rPr>
-                <w:b w:val="0"/>
-              </w:rPr>
-              <w:t>RCA</w:t>
-            </w:r>
-          </w:p>
-        </w:tc>
-        <w:tc>
-          <w:tcPr>
-            <w:tcW w:type="pct" w:w="22%"/>
-            <w:tcBorders>
-              <w:top w:val="single" w:color="999999" w:sz="4"/>
-              <w:left w:val="single" w:color="999999" w:sz="4"/>
-              <w:bottom w:val="single" w:color="999999" w:sz="4"/>
-              <w:right w:val="single" w:color="999999" w:sz="4"/>
-            </w:tcBorders>
-            <w:shd w:fill="E8E8E8" w:val="clear"/>
-          </w:tcPr>
-          <w:p>
-            <w:r>
-              <w:rPr>
-                <w:b w:val="0"/>
-              </w:rPr>
-              <w:t>root-cause analysis</w:t>
-            </w:r>
-          </w:p>
-        </w:tc>
-      </w:tr>
-      <w:tr>
-        <w:tc>
-          <w:tcPr>
-            <w:tcW w:type="pct" w:w="22%"/>
-            <w:tcBorders>
-              <w:top w:val="single" w:color="999999" w:sz="4"/>
-              <w:left w:val="single" w:color="999999" w:sz="4"/>
-              <w:bottom w:val="single" w:color="999999" w:sz="4"/>
-              <w:right w:val="single" w:color="999999" w:sz="4"/>
-            </w:tcBorders>
-            <w:shd w:fill="E8E8E8" w:val="clear"/>
-          </w:tcPr>
-          <w:p>
-            <w:r>
-              <w:rPr>
-                <w:b w:val="0"/>
-              </w:rPr>
-              <w:t>RACI</w:t>
-            </w:r>
-          </w:p>
-        </w:tc>
-        <w:tc>
-          <w:tcPr>
-            <w:tcW w:type="pct" w:w="22%"/>
-            <w:tcBorders>
-              <w:top w:val="single" w:color="999999" w:sz="4"/>
-              <w:left w:val="single" w:color="999999" w:sz="4"/>
-              <w:bottom w:val="single" w:color="999999" w:sz="4"/>
-              <w:right w:val="single" w:color="999999" w:sz="4"/>
-            </w:tcBorders>
-            <w:shd w:fill="E8E8E8" w:val="clear"/>
-          </w:tcPr>
-          <w:p>
-            <w:r>
-              <w:rPr>
-                <w:b w:val="0"/>
-              </w:rPr>
-              <w:t>Responsible, Accountable, Consulted, Informed</w:t>
-            </w:r>
-          </w:p>
-        </w:tc>
-      </w:tr>
-    </w:tbl>
-    <w:p>
-      <w:pPr>
-        <w:pStyle w:val="Heading1"/>
-        <w:spacing w:after="120" w:before="280"/>
-      </w:pPr>
-      <w:r>
-        <w:t>12. Traceability to NABH SHCO 3rd Edition FMS.4</w:t>
-      </w:r>
-    </w:p>
-    <w:p>
-      <w:pPr>
-        <w:spacing w:after="120"/>
-      </w:pPr>
-      <w:r>
-        <w:rPr>
-          <w:i/>
-          <w:iCs/>
-          <w:sz w:val="20"/>
-          <w:szCs w:val="20"/>
-        </w:rPr>
-        <w:t xml:space="preserve">This table is an index. It is not how the policy is organised.</w:t>
-      </w:r>
-    </w:p>
     <w:p>
       <w:pPr>
         <w:pStyle w:val="Heading1"/>

--- a/policies/build/masters/FMS.4_v2_master.docx
+++ b/policies/build/masters/FMS.4_v2_master.docx
@@ -1150,7 +1150,7 @@
           <w:sz w:val="22"/>
           <w:szCs w:val="22"/>
         </w:rPr>
-        <w:t xml:space="preserve">The Petroleum and Explosives Safety Organisation (PESO), Gas Cylinder Rules or the Explosives Act appear on the applicable-legislation register if they apply to this occupancy. They are not numbered FMS chapter references. They are not in this document's disclaimer paragraph 2.</w:t>
+        <w:t>The Petroleum and Explosives Safety Organisation (PESO), Gas Cylinder Rules or the Explosives Act appear on the applicable-legislation register if they apply to this occupancy. They are not numbered standard references in this policy. They are not in this document's disclaimer paragraph 2.</w:t>
       </w:r>
     </w:p>
     <w:p>

--- a/policies/build/masters/FMS.4_v2_master.docx
+++ b/policies/build/masters/FMS.4_v2_master.docx
@@ -4743,8 +4743,23 @@
           <w:sz w:val="22"/>
           <w:szCs w:val="22"/>
         </w:rPr>
-        <w:t xml:space="preserve">National Accreditation Board for Hospitals and Healthcare Providers (NABH), Standards for Small Healthcare Organisations, 3rd Edition — Chapter 8 FMS, standard FMS.4 (this policy is written so those requirements are met in day-to-day work; it is not a commentary on the standard).</w:t>
-      </w:r>
+      </w:r>
+      <w:r>
+        <w:rPr>
+          <w:sz w:val="22"/>
+        </w:rPr>
+        <w:t xml:space="preserve">National Accreditation Board for Hospitals &amp; Healthcare Providers. (2022). Standards for small healthcare organisations (3rd ed.) — Facility Management and Safety chapter, standard FMS.4. (this policy is written so those requirements are met in day-to-day work; it is not a commentary on the standard). </w:t>
+      </w:r>
+      <w:hyperlink r:id="rId9">
+        <w:r>
+          <w:rPr>
+            <w:rStyle w:val="Hyperlink"/>
+            <w:sz w:val="22"/>
+            <w:szCs w:val="22"/>
+          </w:rPr>
+          <w:t>https://nabh.co/programmes/small-healthcare-organisation-shco-accreditation-programme/</w:t>
+        </w:r>
+      </w:hyperlink>
     </w:p>
     <w:p>
       <w:pPr>
